--- a/laba6/Отчёт.docx
+++ b/laba6/Отчёт.docx
@@ -1132,11 +1132,2676 @@
               <w:pStyle w:val="TableContents"/>
               <w:widowControl w:val="false"/>
               <w:suppressLineNumbers/>
-              <w:spacing w:before="0" w:after="200"/>
-              <w:rPr/>
-            </w:pPr>
-            <w:r>
-              <w:rPr/>
+              <w:spacing w:lineRule="auto" w:line="240" w:before="0" w:after="29"/>
+              <w:rPr>
+                <w:rFonts w:ascii="Fira Sans Book" w:hAnsi="Fira Sans Book"/>
+              </w:rPr>
+            </w:pPr>
+            <w:r>
+              <w:rPr>
+                <w:rFonts w:ascii="Fira Sans Book" w:hAnsi="Fira Sans Book"/>
+              </w:rPr>
+              <w:t>#include &lt;iostream&gt;</w:t>
+            </w:r>
+          </w:p>
+          <w:p>
+            <w:pPr>
+              <w:pStyle w:val="TableContents"/>
+              <w:widowControl w:val="false"/>
+              <w:suppressLineNumbers/>
+              <w:spacing w:lineRule="auto" w:line="240" w:before="0" w:after="29"/>
+              <w:rPr>
+                <w:rFonts w:ascii="Fira Sans Book" w:hAnsi="Fira Sans Book"/>
+              </w:rPr>
+            </w:pPr>
+            <w:r>
+              <w:rPr>
+                <w:rFonts w:ascii="Fira Sans Book" w:hAnsi="Fira Sans Book"/>
+              </w:rPr>
+              <w:t>#include &lt;cmath&gt;</w:t>
+            </w:r>
+          </w:p>
+          <w:p>
+            <w:pPr>
+              <w:pStyle w:val="TableContents"/>
+              <w:widowControl w:val="false"/>
+              <w:suppressLineNumbers/>
+              <w:spacing w:lineRule="auto" w:line="240" w:before="0" w:after="29"/>
+              <w:rPr>
+                <w:rFonts w:ascii="Fira Sans Book" w:hAnsi="Fira Sans Book"/>
+              </w:rPr>
+            </w:pPr>
+            <w:r>
+              <w:rPr>
+                <w:rFonts w:ascii="Fira Sans Book" w:hAnsi="Fira Sans Book"/>
+              </w:rPr>
+            </w:r>
+          </w:p>
+          <w:p>
+            <w:pPr>
+              <w:pStyle w:val="TableContents"/>
+              <w:widowControl w:val="false"/>
+              <w:suppressLineNumbers/>
+              <w:spacing w:lineRule="auto" w:line="240" w:before="0" w:after="29"/>
+              <w:rPr>
+                <w:rFonts w:ascii="Fira Sans Book" w:hAnsi="Fira Sans Book"/>
+              </w:rPr>
+            </w:pPr>
+            <w:r>
+              <w:rPr>
+                <w:rFonts w:ascii="Fira Sans Book" w:hAnsi="Fira Sans Book"/>
+              </w:rPr>
+              <w:t>const double PI = 3.1415926;</w:t>
+            </w:r>
+          </w:p>
+          <w:p>
+            <w:pPr>
+              <w:pStyle w:val="TableContents"/>
+              <w:widowControl w:val="false"/>
+              <w:suppressLineNumbers/>
+              <w:spacing w:lineRule="auto" w:line="240" w:before="0" w:after="29"/>
+              <w:rPr>
+                <w:rFonts w:ascii="Fira Sans Book" w:hAnsi="Fira Sans Book"/>
+              </w:rPr>
+            </w:pPr>
+            <w:r>
+              <w:rPr>
+                <w:rFonts w:ascii="Fira Sans Book" w:hAnsi="Fira Sans Book"/>
+              </w:rPr>
+            </w:r>
+          </w:p>
+          <w:p>
+            <w:pPr>
+              <w:pStyle w:val="TableContents"/>
+              <w:widowControl w:val="false"/>
+              <w:suppressLineNumbers/>
+              <w:spacing w:lineRule="auto" w:line="240" w:before="0" w:after="29"/>
+              <w:rPr>
+                <w:rFonts w:ascii="Fira Sans Book" w:hAnsi="Fira Sans Book"/>
+              </w:rPr>
+            </w:pPr>
+            <w:r>
+              <w:rPr>
+                <w:rFonts w:ascii="Fira Sans Book" w:hAnsi="Fira Sans Book"/>
+              </w:rPr>
+              <w:t>class PolarVector {</w:t>
+            </w:r>
+          </w:p>
+          <w:p>
+            <w:pPr>
+              <w:pStyle w:val="TableContents"/>
+              <w:widowControl w:val="false"/>
+              <w:suppressLineNumbers/>
+              <w:spacing w:lineRule="auto" w:line="240" w:before="0" w:after="29"/>
+              <w:rPr>
+                <w:rFonts w:ascii="Fira Sans Book" w:hAnsi="Fira Sans Book"/>
+              </w:rPr>
+            </w:pPr>
+            <w:r>
+              <w:rPr>
+                <w:rFonts w:ascii="Fira Sans Book" w:hAnsi="Fira Sans Book"/>
+              </w:rPr>
+              <w:t>private:</w:t>
+            </w:r>
+          </w:p>
+          <w:p>
+            <w:pPr>
+              <w:pStyle w:val="TableContents"/>
+              <w:widowControl w:val="false"/>
+              <w:suppressLineNumbers/>
+              <w:spacing w:lineRule="auto" w:line="240" w:before="0" w:after="29"/>
+              <w:rPr>
+                <w:rFonts w:ascii="Fira Sans Book" w:hAnsi="Fira Sans Book"/>
+              </w:rPr>
+            </w:pPr>
+            <w:r>
+              <w:rPr>
+                <w:rFonts w:ascii="Fira Sans Book" w:hAnsi="Fira Sans Book"/>
+              </w:rPr>
+              <w:t xml:space="preserve">    </w:t>
+            </w:r>
+            <w:r>
+              <w:rPr>
+                <w:rFonts w:ascii="Fira Sans Book" w:hAnsi="Fira Sans Book"/>
+              </w:rPr>
+              <w:t>double length;</w:t>
+            </w:r>
+          </w:p>
+          <w:p>
+            <w:pPr>
+              <w:pStyle w:val="TableContents"/>
+              <w:widowControl w:val="false"/>
+              <w:suppressLineNumbers/>
+              <w:spacing w:lineRule="auto" w:line="240" w:before="0" w:after="29"/>
+              <w:rPr>
+                <w:rFonts w:ascii="Fira Sans Book" w:hAnsi="Fira Sans Book"/>
+              </w:rPr>
+            </w:pPr>
+            <w:r>
+              <w:rPr>
+                <w:rFonts w:ascii="Fira Sans Book" w:hAnsi="Fira Sans Book"/>
+              </w:rPr>
+              <w:t xml:space="preserve">    </w:t>
+            </w:r>
+            <w:r>
+              <w:rPr>
+                <w:rFonts w:ascii="Fira Sans Book" w:hAnsi="Fira Sans Book"/>
+              </w:rPr>
+              <w:t>double angle;</w:t>
+            </w:r>
+          </w:p>
+          <w:p>
+            <w:pPr>
+              <w:pStyle w:val="TableContents"/>
+              <w:widowControl w:val="false"/>
+              <w:suppressLineNumbers/>
+              <w:spacing w:lineRule="auto" w:line="240" w:before="0" w:after="29"/>
+              <w:rPr>
+                <w:rFonts w:ascii="Fira Sans Book" w:hAnsi="Fira Sans Book"/>
+              </w:rPr>
+            </w:pPr>
+            <w:r>
+              <w:rPr>
+                <w:rFonts w:ascii="Fira Sans Book" w:hAnsi="Fira Sans Book"/>
+              </w:rPr>
+            </w:r>
+          </w:p>
+          <w:p>
+            <w:pPr>
+              <w:pStyle w:val="TableContents"/>
+              <w:widowControl w:val="false"/>
+              <w:suppressLineNumbers/>
+              <w:spacing w:lineRule="auto" w:line="240" w:before="0" w:after="29"/>
+              <w:rPr>
+                <w:rFonts w:ascii="Fira Sans Book" w:hAnsi="Fira Sans Book"/>
+              </w:rPr>
+            </w:pPr>
+            <w:r>
+              <w:rPr>
+                <w:rFonts w:ascii="Fira Sans Book" w:hAnsi="Fira Sans Book"/>
+              </w:rPr>
+              <w:t xml:space="preserve">    </w:t>
+            </w:r>
+            <w:r>
+              <w:rPr>
+                <w:rFonts w:ascii="Fira Sans Book" w:hAnsi="Fira Sans Book"/>
+              </w:rPr>
+              <w:t>void normalizeAngle() {</w:t>
+            </w:r>
+          </w:p>
+          <w:p>
+            <w:pPr>
+              <w:pStyle w:val="TableContents"/>
+              <w:widowControl w:val="false"/>
+              <w:suppressLineNumbers/>
+              <w:spacing w:lineRule="auto" w:line="240" w:before="0" w:after="29"/>
+              <w:rPr>
+                <w:rFonts w:ascii="Fira Sans Book" w:hAnsi="Fira Sans Book"/>
+              </w:rPr>
+            </w:pPr>
+            <w:r>
+              <w:rPr>
+                <w:rFonts w:ascii="Fira Sans Book" w:hAnsi="Fira Sans Book"/>
+              </w:rPr>
+              <w:t xml:space="preserve">        </w:t>
+            </w:r>
+            <w:r>
+              <w:rPr>
+                <w:rFonts w:ascii="Fira Sans Book" w:hAnsi="Fira Sans Book"/>
+              </w:rPr>
+              <w:t>while (angle &gt;= 2 * PI) angle -= 2 * PI;</w:t>
+            </w:r>
+          </w:p>
+          <w:p>
+            <w:pPr>
+              <w:pStyle w:val="TableContents"/>
+              <w:widowControl w:val="false"/>
+              <w:suppressLineNumbers/>
+              <w:spacing w:lineRule="auto" w:line="240" w:before="0" w:after="29"/>
+              <w:rPr>
+                <w:rFonts w:ascii="Fira Sans Book" w:hAnsi="Fira Sans Book"/>
+              </w:rPr>
+            </w:pPr>
+            <w:r>
+              <w:rPr>
+                <w:rFonts w:ascii="Fira Sans Book" w:hAnsi="Fira Sans Book"/>
+              </w:rPr>
+              <w:t xml:space="preserve">        </w:t>
+            </w:r>
+            <w:r>
+              <w:rPr>
+                <w:rFonts w:ascii="Fira Sans Book" w:hAnsi="Fira Sans Book"/>
+              </w:rPr>
+              <w:t>while (angle &lt; 0) angle += 2 * PI;</w:t>
+            </w:r>
+          </w:p>
+          <w:p>
+            <w:pPr>
+              <w:pStyle w:val="TableContents"/>
+              <w:widowControl w:val="false"/>
+              <w:suppressLineNumbers/>
+              <w:spacing w:lineRule="auto" w:line="240" w:before="0" w:after="29"/>
+              <w:rPr>
+                <w:rFonts w:ascii="Fira Sans Book" w:hAnsi="Fira Sans Book"/>
+              </w:rPr>
+            </w:pPr>
+            <w:r>
+              <w:rPr>
+                <w:rFonts w:ascii="Fira Sans Book" w:hAnsi="Fira Sans Book"/>
+              </w:rPr>
+              <w:t xml:space="preserve">    </w:t>
+            </w:r>
+            <w:r>
+              <w:rPr>
+                <w:rFonts w:ascii="Fira Sans Book" w:hAnsi="Fira Sans Book"/>
+              </w:rPr>
+              <w:t>}</w:t>
+            </w:r>
+          </w:p>
+          <w:p>
+            <w:pPr>
+              <w:pStyle w:val="TableContents"/>
+              <w:widowControl w:val="false"/>
+              <w:suppressLineNumbers/>
+              <w:spacing w:lineRule="auto" w:line="240" w:before="0" w:after="29"/>
+              <w:rPr>
+                <w:rFonts w:ascii="Fira Sans Book" w:hAnsi="Fira Sans Book"/>
+              </w:rPr>
+            </w:pPr>
+            <w:r>
+              <w:rPr>
+                <w:rFonts w:ascii="Fira Sans Book" w:hAnsi="Fira Sans Book"/>
+              </w:rPr>
+            </w:r>
+          </w:p>
+          <w:p>
+            <w:pPr>
+              <w:pStyle w:val="TableContents"/>
+              <w:widowControl w:val="false"/>
+              <w:suppressLineNumbers/>
+              <w:spacing w:lineRule="auto" w:line="240" w:before="0" w:after="29"/>
+              <w:rPr>
+                <w:rFonts w:ascii="Fira Sans Book" w:hAnsi="Fira Sans Book"/>
+              </w:rPr>
+            </w:pPr>
+            <w:r>
+              <w:rPr>
+                <w:rFonts w:ascii="Fira Sans Book" w:hAnsi="Fira Sans Book"/>
+              </w:rPr>
+              <w:t>public:</w:t>
+            </w:r>
+          </w:p>
+          <w:p>
+            <w:pPr>
+              <w:pStyle w:val="TableContents"/>
+              <w:widowControl w:val="false"/>
+              <w:suppressLineNumbers/>
+              <w:spacing w:lineRule="auto" w:line="240" w:before="0" w:after="29"/>
+              <w:rPr>
+                <w:rFonts w:ascii="Fira Sans Book" w:hAnsi="Fira Sans Book"/>
+              </w:rPr>
+            </w:pPr>
+            <w:r>
+              <w:rPr>
+                <w:rFonts w:ascii="Fira Sans Book" w:hAnsi="Fira Sans Book"/>
+              </w:rPr>
+              <w:t xml:space="preserve">    </w:t>
+            </w:r>
+            <w:r>
+              <w:rPr>
+                <w:rFonts w:ascii="Fira Sans Book" w:hAnsi="Fira Sans Book"/>
+              </w:rPr>
+              <w:t>PolarVector();</w:t>
+            </w:r>
+          </w:p>
+          <w:p>
+            <w:pPr>
+              <w:pStyle w:val="TableContents"/>
+              <w:widowControl w:val="false"/>
+              <w:suppressLineNumbers/>
+              <w:spacing w:lineRule="auto" w:line="240" w:before="0" w:after="29"/>
+              <w:rPr>
+                <w:rFonts w:ascii="Fira Sans Book" w:hAnsi="Fira Sans Book"/>
+              </w:rPr>
+            </w:pPr>
+            <w:r>
+              <w:rPr>
+                <w:rFonts w:ascii="Fira Sans Book" w:hAnsi="Fira Sans Book"/>
+              </w:rPr>
+              <w:t xml:space="preserve">    </w:t>
+            </w:r>
+            <w:r>
+              <w:rPr>
+                <w:rFonts w:ascii="Fira Sans Book" w:hAnsi="Fira Sans Book"/>
+              </w:rPr>
+              <w:t>PolarVector(double len, double ang);</w:t>
+            </w:r>
+          </w:p>
+          <w:p>
+            <w:pPr>
+              <w:pStyle w:val="TableContents"/>
+              <w:widowControl w:val="false"/>
+              <w:suppressLineNumbers/>
+              <w:spacing w:lineRule="auto" w:line="240" w:before="0" w:after="29"/>
+              <w:rPr>
+                <w:rFonts w:ascii="Fira Sans Book" w:hAnsi="Fira Sans Book"/>
+              </w:rPr>
+            </w:pPr>
+            <w:r>
+              <w:rPr>
+                <w:rFonts w:ascii="Fira Sans Book" w:hAnsi="Fira Sans Book"/>
+              </w:rPr>
+              <w:t xml:space="preserve">    </w:t>
+            </w:r>
+            <w:r>
+              <w:rPr>
+                <w:rFonts w:ascii="Fira Sans Book" w:hAnsi="Fira Sans Book"/>
+              </w:rPr>
+              <w:t>~PolarVector() = default;</w:t>
+            </w:r>
+          </w:p>
+          <w:p>
+            <w:pPr>
+              <w:pStyle w:val="TableContents"/>
+              <w:widowControl w:val="false"/>
+              <w:suppressLineNumbers/>
+              <w:spacing w:lineRule="auto" w:line="240" w:before="0" w:after="29"/>
+              <w:rPr>
+                <w:rFonts w:ascii="Fira Sans Book" w:hAnsi="Fira Sans Book"/>
+              </w:rPr>
+            </w:pPr>
+            <w:r>
+              <w:rPr>
+                <w:rFonts w:ascii="Fira Sans Book" w:hAnsi="Fira Sans Book"/>
+              </w:rPr>
+            </w:r>
+          </w:p>
+          <w:p>
+            <w:pPr>
+              <w:pStyle w:val="TableContents"/>
+              <w:widowControl w:val="false"/>
+              <w:suppressLineNumbers/>
+              <w:spacing w:lineRule="auto" w:line="240" w:before="0" w:after="29"/>
+              <w:rPr>
+                <w:rFonts w:ascii="Fira Sans Book" w:hAnsi="Fira Sans Book"/>
+              </w:rPr>
+            </w:pPr>
+            <w:r>
+              <w:rPr>
+                <w:rFonts w:ascii="Fira Sans Book" w:hAnsi="Fira Sans Book"/>
+              </w:rPr>
+              <w:t xml:space="preserve">    </w:t>
+            </w:r>
+            <w:r>
+              <w:rPr>
+                <w:rFonts w:ascii="Fira Sans Book" w:hAnsi="Fira Sans Book"/>
+              </w:rPr>
+              <w:t>void input();</w:t>
+            </w:r>
+          </w:p>
+          <w:p>
+            <w:pPr>
+              <w:pStyle w:val="TableContents"/>
+              <w:widowControl w:val="false"/>
+              <w:suppressLineNumbers/>
+              <w:spacing w:lineRule="auto" w:line="240" w:before="0" w:after="29"/>
+              <w:rPr>
+                <w:rFonts w:ascii="Fira Sans Book" w:hAnsi="Fira Sans Book"/>
+              </w:rPr>
+            </w:pPr>
+            <w:r>
+              <w:rPr>
+                <w:rFonts w:ascii="Fira Sans Book" w:hAnsi="Fira Sans Book"/>
+              </w:rPr>
+              <w:t xml:space="preserve">    </w:t>
+            </w:r>
+            <w:r>
+              <w:rPr>
+                <w:rFonts w:ascii="Fira Sans Book" w:hAnsi="Fira Sans Book"/>
+              </w:rPr>
+              <w:t>void output() const;</w:t>
+            </w:r>
+          </w:p>
+          <w:p>
+            <w:pPr>
+              <w:pStyle w:val="TableContents"/>
+              <w:widowControl w:val="false"/>
+              <w:suppressLineNumbers/>
+              <w:spacing w:lineRule="auto" w:line="240" w:before="0" w:after="29"/>
+              <w:rPr>
+                <w:rFonts w:ascii="Fira Sans Book" w:hAnsi="Fira Sans Book"/>
+              </w:rPr>
+            </w:pPr>
+            <w:r>
+              <w:rPr>
+                <w:rFonts w:ascii="Fira Sans Book" w:hAnsi="Fira Sans Book"/>
+              </w:rPr>
+            </w:r>
+          </w:p>
+          <w:p>
+            <w:pPr>
+              <w:pStyle w:val="TableContents"/>
+              <w:widowControl w:val="false"/>
+              <w:suppressLineNumbers/>
+              <w:spacing w:lineRule="auto" w:line="240" w:before="0" w:after="29"/>
+              <w:rPr>
+                <w:rFonts w:ascii="Fira Sans Book" w:hAnsi="Fira Sans Book"/>
+              </w:rPr>
+            </w:pPr>
+            <w:r>
+              <w:rPr>
+                <w:rFonts w:ascii="Fira Sans Book" w:hAnsi="Fira Sans Book"/>
+              </w:rPr>
+              <w:t xml:space="preserve">    </w:t>
+            </w:r>
+            <w:r>
+              <w:rPr>
+                <w:rFonts w:ascii="Fira Sans Book" w:hAnsi="Fira Sans Book"/>
+              </w:rPr>
+              <w:t>void read(std::istream&amp; in);</w:t>
+            </w:r>
+          </w:p>
+          <w:p>
+            <w:pPr>
+              <w:pStyle w:val="TableContents"/>
+              <w:widowControl w:val="false"/>
+              <w:suppressLineNumbers/>
+              <w:spacing w:lineRule="auto" w:line="240" w:before="0" w:after="29"/>
+              <w:rPr>
+                <w:rFonts w:ascii="Fira Sans Book" w:hAnsi="Fira Sans Book"/>
+              </w:rPr>
+            </w:pPr>
+            <w:r>
+              <w:rPr>
+                <w:rFonts w:ascii="Fira Sans Book" w:hAnsi="Fira Sans Book"/>
+              </w:rPr>
+              <w:t xml:space="preserve">    </w:t>
+            </w:r>
+            <w:r>
+              <w:rPr>
+                <w:rFonts w:ascii="Fira Sans Book" w:hAnsi="Fira Sans Book"/>
+              </w:rPr>
+              <w:t>void write(std::ostream&amp; out) const;</w:t>
+            </w:r>
+          </w:p>
+          <w:p>
+            <w:pPr>
+              <w:pStyle w:val="TableContents"/>
+              <w:widowControl w:val="false"/>
+              <w:suppressLineNumbers/>
+              <w:spacing w:lineRule="auto" w:line="240" w:before="0" w:after="29"/>
+              <w:rPr>
+                <w:rFonts w:ascii="Fira Sans Book" w:hAnsi="Fira Sans Book"/>
+              </w:rPr>
+            </w:pPr>
+            <w:r>
+              <w:rPr>
+                <w:rFonts w:ascii="Fira Sans Book" w:hAnsi="Fira Sans Book"/>
+              </w:rPr>
+            </w:r>
+          </w:p>
+          <w:p>
+            <w:pPr>
+              <w:pStyle w:val="TableContents"/>
+              <w:widowControl w:val="false"/>
+              <w:suppressLineNumbers/>
+              <w:spacing w:lineRule="auto" w:line="240" w:before="0" w:after="29"/>
+              <w:rPr>
+                <w:rFonts w:ascii="Fira Sans Book" w:hAnsi="Fira Sans Book"/>
+              </w:rPr>
+            </w:pPr>
+            <w:r>
+              <w:rPr>
+                <w:rFonts w:ascii="Fira Sans Book" w:hAnsi="Fira Sans Book"/>
+              </w:rPr>
+              <w:t xml:space="preserve">    </w:t>
+            </w:r>
+            <w:r>
+              <w:rPr>
+                <w:rFonts w:ascii="Fira Sans Book" w:hAnsi="Fira Sans Book"/>
+              </w:rPr>
+              <w:t>void setLength(double len);</w:t>
+            </w:r>
+          </w:p>
+          <w:p>
+            <w:pPr>
+              <w:pStyle w:val="TableContents"/>
+              <w:widowControl w:val="false"/>
+              <w:suppressLineNumbers/>
+              <w:spacing w:lineRule="auto" w:line="240" w:before="0" w:after="29"/>
+              <w:rPr>
+                <w:rFonts w:ascii="Fira Sans Book" w:hAnsi="Fira Sans Book"/>
+              </w:rPr>
+            </w:pPr>
+            <w:r>
+              <w:rPr>
+                <w:rFonts w:ascii="Fira Sans Book" w:hAnsi="Fira Sans Book"/>
+              </w:rPr>
+              <w:t xml:space="preserve">    </w:t>
+            </w:r>
+            <w:r>
+              <w:rPr>
+                <w:rFonts w:ascii="Fira Sans Book" w:hAnsi="Fira Sans Book"/>
+              </w:rPr>
+              <w:t>void setAngleDegrees(double angDeg);</w:t>
+            </w:r>
+          </w:p>
+          <w:p>
+            <w:pPr>
+              <w:pStyle w:val="TableContents"/>
+              <w:widowControl w:val="false"/>
+              <w:suppressLineNumbers/>
+              <w:spacing w:lineRule="auto" w:line="240" w:before="0" w:after="29"/>
+              <w:rPr>
+                <w:rFonts w:ascii="Fira Sans Book" w:hAnsi="Fira Sans Book"/>
+              </w:rPr>
+            </w:pPr>
+            <w:r>
+              <w:rPr>
+                <w:rFonts w:ascii="Fira Sans Book" w:hAnsi="Fira Sans Book"/>
+              </w:rPr>
+            </w:r>
+          </w:p>
+          <w:p>
+            <w:pPr>
+              <w:pStyle w:val="TableContents"/>
+              <w:widowControl w:val="false"/>
+              <w:suppressLineNumbers/>
+              <w:spacing w:lineRule="auto" w:line="240" w:before="0" w:after="29"/>
+              <w:rPr>
+                <w:rFonts w:ascii="Fira Sans Book" w:hAnsi="Fira Sans Book"/>
+              </w:rPr>
+            </w:pPr>
+            <w:r>
+              <w:rPr>
+                <w:rFonts w:ascii="Fira Sans Book" w:hAnsi="Fira Sans Book"/>
+              </w:rPr>
+              <w:t xml:space="preserve">    </w:t>
+            </w:r>
+            <w:r>
+              <w:rPr>
+                <w:rFonts w:ascii="Fira Sans Book" w:hAnsi="Fira Sans Book"/>
+              </w:rPr>
+              <w:t>double getLength() const;</w:t>
+            </w:r>
+          </w:p>
+          <w:p>
+            <w:pPr>
+              <w:pStyle w:val="TableContents"/>
+              <w:widowControl w:val="false"/>
+              <w:suppressLineNumbers/>
+              <w:spacing w:lineRule="auto" w:line="240" w:before="0" w:after="29"/>
+              <w:rPr>
+                <w:rFonts w:ascii="Fira Sans Book" w:hAnsi="Fira Sans Book"/>
+              </w:rPr>
+            </w:pPr>
+            <w:r>
+              <w:rPr>
+                <w:rFonts w:ascii="Fira Sans Book" w:hAnsi="Fira Sans Book"/>
+              </w:rPr>
+              <w:t xml:space="preserve">    </w:t>
+            </w:r>
+            <w:r>
+              <w:rPr>
+                <w:rFonts w:ascii="Fira Sans Book" w:hAnsi="Fira Sans Book"/>
+              </w:rPr>
+              <w:t>double getAngleDegrees() const;</w:t>
+            </w:r>
+          </w:p>
+          <w:p>
+            <w:pPr>
+              <w:pStyle w:val="TableContents"/>
+              <w:widowControl w:val="false"/>
+              <w:suppressLineNumbers/>
+              <w:spacing w:lineRule="auto" w:line="240" w:before="0" w:after="29"/>
+              <w:rPr>
+                <w:rFonts w:ascii="Fira Sans Book" w:hAnsi="Fira Sans Book"/>
+              </w:rPr>
+            </w:pPr>
+            <w:r>
+              <w:rPr>
+                <w:rFonts w:ascii="Fira Sans Book" w:hAnsi="Fira Sans Book"/>
+              </w:rPr>
+              <w:t>};</w:t>
+            </w:r>
+          </w:p>
+          <w:p>
+            <w:pPr>
+              <w:pStyle w:val="TableContents"/>
+              <w:widowControl w:val="false"/>
+              <w:suppressLineNumbers/>
+              <w:spacing w:lineRule="auto" w:line="240" w:before="0" w:after="29"/>
+              <w:rPr>
+                <w:rFonts w:ascii="Fira Sans Book" w:hAnsi="Fira Sans Book"/>
+              </w:rPr>
+            </w:pPr>
+            <w:r>
+              <w:rPr>
+                <w:rFonts w:ascii="Fira Sans Book" w:hAnsi="Fira Sans Book"/>
+              </w:rPr>
+            </w:r>
+          </w:p>
+          <w:p>
+            <w:pPr>
+              <w:pStyle w:val="TableContents"/>
+              <w:widowControl w:val="false"/>
+              <w:suppressLineNumbers/>
+              <w:spacing w:lineRule="auto" w:line="240" w:before="0" w:after="29"/>
+              <w:rPr>
+                <w:rFonts w:ascii="Fira Sans Book" w:hAnsi="Fira Sans Book"/>
+              </w:rPr>
+            </w:pPr>
+            <w:r>
+              <w:rPr>
+                <w:rFonts w:ascii="Fira Sans Book" w:hAnsi="Fira Sans Book"/>
+              </w:rPr>
+              <w:t>PolarVector::PolarVector() : length(0), angle(0) {}</w:t>
+            </w:r>
+          </w:p>
+          <w:p>
+            <w:pPr>
+              <w:pStyle w:val="TableContents"/>
+              <w:widowControl w:val="false"/>
+              <w:suppressLineNumbers/>
+              <w:spacing w:lineRule="auto" w:line="240" w:before="0" w:after="29"/>
+              <w:rPr>
+                <w:rFonts w:ascii="Fira Sans Book" w:hAnsi="Fira Sans Book"/>
+              </w:rPr>
+            </w:pPr>
+            <w:r>
+              <w:rPr>
+                <w:rFonts w:ascii="Fira Sans Book" w:hAnsi="Fira Sans Book"/>
+              </w:rPr>
+            </w:r>
+          </w:p>
+          <w:p>
+            <w:pPr>
+              <w:pStyle w:val="TableContents"/>
+              <w:widowControl w:val="false"/>
+              <w:suppressLineNumbers/>
+              <w:spacing w:lineRule="auto" w:line="240" w:before="0" w:after="29"/>
+              <w:rPr>
+                <w:rFonts w:ascii="Fira Sans Book" w:hAnsi="Fira Sans Book"/>
+              </w:rPr>
+            </w:pPr>
+            <w:r>
+              <w:rPr>
+                <w:rFonts w:ascii="Fira Sans Book" w:hAnsi="Fira Sans Book"/>
+              </w:rPr>
+              <w:t>PolarVector::PolarVector(double len, double ang) {</w:t>
+            </w:r>
+          </w:p>
+          <w:p>
+            <w:pPr>
+              <w:pStyle w:val="TableContents"/>
+              <w:widowControl w:val="false"/>
+              <w:suppressLineNumbers/>
+              <w:spacing w:lineRule="auto" w:line="240" w:before="0" w:after="29"/>
+              <w:rPr>
+                <w:rFonts w:ascii="Fira Sans Book" w:hAnsi="Fira Sans Book"/>
+              </w:rPr>
+            </w:pPr>
+            <w:r>
+              <w:rPr>
+                <w:rFonts w:ascii="Fira Sans Book" w:hAnsi="Fira Sans Book"/>
+              </w:rPr>
+              <w:t xml:space="preserve">    </w:t>
+            </w:r>
+            <w:r>
+              <w:rPr>
+                <w:rFonts w:ascii="Fira Sans Book" w:hAnsi="Fira Sans Book"/>
+              </w:rPr>
+              <w:t>if (len &lt; 0) {</w:t>
+            </w:r>
+          </w:p>
+          <w:p>
+            <w:pPr>
+              <w:pStyle w:val="TableContents"/>
+              <w:widowControl w:val="false"/>
+              <w:suppressLineNumbers/>
+              <w:spacing w:lineRule="auto" w:line="240" w:before="0" w:after="29"/>
+              <w:rPr>
+                <w:rFonts w:ascii="Fira Sans Book" w:hAnsi="Fira Sans Book"/>
+              </w:rPr>
+            </w:pPr>
+            <w:r>
+              <w:rPr>
+                <w:rFonts w:ascii="Fira Sans Book" w:hAnsi="Fira Sans Book"/>
+              </w:rPr>
+              <w:t xml:space="preserve">        </w:t>
+            </w:r>
+            <w:r>
+              <w:rPr>
+                <w:rFonts w:ascii="Fira Sans Book" w:hAnsi="Fira Sans Book"/>
+              </w:rPr>
+              <w:t>length = -len;</w:t>
+            </w:r>
+          </w:p>
+          <w:p>
+            <w:pPr>
+              <w:pStyle w:val="TableContents"/>
+              <w:widowControl w:val="false"/>
+              <w:suppressLineNumbers/>
+              <w:spacing w:lineRule="auto" w:line="240" w:before="0" w:after="29"/>
+              <w:rPr>
+                <w:rFonts w:ascii="Fira Sans Book" w:hAnsi="Fira Sans Book"/>
+              </w:rPr>
+            </w:pPr>
+            <w:r>
+              <w:rPr>
+                <w:rFonts w:ascii="Fira Sans Book" w:hAnsi="Fira Sans Book"/>
+              </w:rPr>
+              <w:t xml:space="preserve">        </w:t>
+            </w:r>
+            <w:r>
+              <w:rPr>
+                <w:rFonts w:ascii="Fira Sans Book" w:hAnsi="Fira Sans Book"/>
+              </w:rPr>
+              <w:t>angle = (ang - 180.0) * PI / 180.0;</w:t>
+            </w:r>
+          </w:p>
+          <w:p>
+            <w:pPr>
+              <w:pStyle w:val="TableContents"/>
+              <w:widowControl w:val="false"/>
+              <w:suppressLineNumbers/>
+              <w:spacing w:lineRule="auto" w:line="240" w:before="0" w:after="29"/>
+              <w:rPr>
+                <w:rFonts w:ascii="Fira Sans Book" w:hAnsi="Fira Sans Book"/>
+              </w:rPr>
+            </w:pPr>
+            <w:r>
+              <w:rPr>
+                <w:rFonts w:ascii="Fira Sans Book" w:hAnsi="Fira Sans Book"/>
+              </w:rPr>
+              <w:t xml:space="preserve">    </w:t>
+            </w:r>
+            <w:r>
+              <w:rPr>
+                <w:rFonts w:ascii="Fira Sans Book" w:hAnsi="Fira Sans Book"/>
+              </w:rPr>
+              <w:t>} else {</w:t>
+            </w:r>
+          </w:p>
+          <w:p>
+            <w:pPr>
+              <w:pStyle w:val="TableContents"/>
+              <w:widowControl w:val="false"/>
+              <w:suppressLineNumbers/>
+              <w:spacing w:lineRule="auto" w:line="240" w:before="0" w:after="29"/>
+              <w:rPr>
+                <w:rFonts w:ascii="Fira Sans Book" w:hAnsi="Fira Sans Book"/>
+              </w:rPr>
+            </w:pPr>
+            <w:r>
+              <w:rPr>
+                <w:rFonts w:ascii="Fira Sans Book" w:hAnsi="Fira Sans Book"/>
+              </w:rPr>
+              <w:t xml:space="preserve">        </w:t>
+            </w:r>
+            <w:r>
+              <w:rPr>
+                <w:rFonts w:ascii="Fira Sans Book" w:hAnsi="Fira Sans Book"/>
+              </w:rPr>
+              <w:t>length = len;</w:t>
+            </w:r>
+          </w:p>
+          <w:p>
+            <w:pPr>
+              <w:pStyle w:val="TableContents"/>
+              <w:widowControl w:val="false"/>
+              <w:suppressLineNumbers/>
+              <w:spacing w:lineRule="auto" w:line="240" w:before="0" w:after="29"/>
+              <w:rPr>
+                <w:rFonts w:ascii="Fira Sans Book" w:hAnsi="Fira Sans Book"/>
+              </w:rPr>
+            </w:pPr>
+            <w:r>
+              <w:rPr>
+                <w:rFonts w:ascii="Fira Sans Book" w:hAnsi="Fira Sans Book"/>
+              </w:rPr>
+              <w:t xml:space="preserve">        </w:t>
+            </w:r>
+            <w:r>
+              <w:rPr>
+                <w:rFonts w:ascii="Fira Sans Book" w:hAnsi="Fira Sans Book"/>
+              </w:rPr>
+              <w:t>angle = ang * PI / 180.0;</w:t>
+            </w:r>
+          </w:p>
+          <w:p>
+            <w:pPr>
+              <w:pStyle w:val="TableContents"/>
+              <w:widowControl w:val="false"/>
+              <w:suppressLineNumbers/>
+              <w:spacing w:lineRule="auto" w:line="240" w:before="0" w:after="29"/>
+              <w:rPr>
+                <w:rFonts w:ascii="Fira Sans Book" w:hAnsi="Fira Sans Book"/>
+              </w:rPr>
+            </w:pPr>
+            <w:r>
+              <w:rPr>
+                <w:rFonts w:ascii="Fira Sans Book" w:hAnsi="Fira Sans Book"/>
+              </w:rPr>
+              <w:t xml:space="preserve">    </w:t>
+            </w:r>
+            <w:r>
+              <w:rPr>
+                <w:rFonts w:ascii="Fira Sans Book" w:hAnsi="Fira Sans Book"/>
+              </w:rPr>
+              <w:t>}</w:t>
+            </w:r>
+          </w:p>
+          <w:p>
+            <w:pPr>
+              <w:pStyle w:val="TableContents"/>
+              <w:widowControl w:val="false"/>
+              <w:suppressLineNumbers/>
+              <w:spacing w:lineRule="auto" w:line="240" w:before="0" w:after="29"/>
+              <w:rPr>
+                <w:rFonts w:ascii="Fira Sans Book" w:hAnsi="Fira Sans Book"/>
+              </w:rPr>
+            </w:pPr>
+            <w:r>
+              <w:rPr>
+                <w:rFonts w:ascii="Fira Sans Book" w:hAnsi="Fira Sans Book"/>
+              </w:rPr>
+              <w:t xml:space="preserve">    </w:t>
+            </w:r>
+            <w:r>
+              <w:rPr>
+                <w:rFonts w:ascii="Fira Sans Book" w:hAnsi="Fira Sans Book"/>
+              </w:rPr>
+              <w:t>normalizeAngle();</w:t>
+            </w:r>
+          </w:p>
+          <w:p>
+            <w:pPr>
+              <w:pStyle w:val="TableContents"/>
+              <w:widowControl w:val="false"/>
+              <w:suppressLineNumbers/>
+              <w:spacing w:lineRule="auto" w:line="240" w:before="0" w:after="29"/>
+              <w:rPr>
+                <w:rFonts w:ascii="Fira Sans Book" w:hAnsi="Fira Sans Book"/>
+              </w:rPr>
+            </w:pPr>
+            <w:r>
+              <w:rPr>
+                <w:rFonts w:ascii="Fira Sans Book" w:hAnsi="Fira Sans Book"/>
+              </w:rPr>
+              <w:t>}</w:t>
+            </w:r>
+          </w:p>
+          <w:p>
+            <w:pPr>
+              <w:pStyle w:val="TableContents"/>
+              <w:widowControl w:val="false"/>
+              <w:suppressLineNumbers/>
+              <w:spacing w:lineRule="auto" w:line="240" w:before="0" w:after="29"/>
+              <w:rPr>
+                <w:rFonts w:ascii="Fira Sans Book" w:hAnsi="Fira Sans Book"/>
+              </w:rPr>
+            </w:pPr>
+            <w:r>
+              <w:rPr>
+                <w:rFonts w:ascii="Fira Sans Book" w:hAnsi="Fira Sans Book"/>
+              </w:rPr>
+            </w:r>
+          </w:p>
+          <w:p>
+            <w:pPr>
+              <w:pStyle w:val="TableContents"/>
+              <w:widowControl w:val="false"/>
+              <w:suppressLineNumbers/>
+              <w:spacing w:lineRule="auto" w:line="240" w:before="0" w:after="29"/>
+              <w:rPr>
+                <w:rFonts w:ascii="Fira Sans Book" w:hAnsi="Fira Sans Book"/>
+              </w:rPr>
+            </w:pPr>
+            <w:r>
+              <w:rPr>
+                <w:rFonts w:ascii="Fira Sans Book" w:hAnsi="Fira Sans Book"/>
+              </w:rPr>
+              <w:t>void PolarVector::input() {</w:t>
+            </w:r>
+          </w:p>
+          <w:p>
+            <w:pPr>
+              <w:pStyle w:val="TableContents"/>
+              <w:widowControl w:val="false"/>
+              <w:suppressLineNumbers/>
+              <w:spacing w:lineRule="auto" w:line="240" w:before="0" w:after="29"/>
+              <w:rPr>
+                <w:rFonts w:ascii="Fira Sans Book" w:hAnsi="Fira Sans Book"/>
+              </w:rPr>
+            </w:pPr>
+            <w:r>
+              <w:rPr>
+                <w:rFonts w:ascii="Fira Sans Book" w:hAnsi="Fira Sans Book"/>
+              </w:rPr>
+              <w:t xml:space="preserve">    </w:t>
+            </w:r>
+            <w:r>
+              <w:rPr>
+                <w:rFonts w:ascii="Fira Sans Book" w:hAnsi="Fira Sans Book"/>
+              </w:rPr>
+              <w:t>std::cout &lt;&lt; "Длина: ";</w:t>
+            </w:r>
+          </w:p>
+          <w:p>
+            <w:pPr>
+              <w:pStyle w:val="TableContents"/>
+              <w:widowControl w:val="false"/>
+              <w:suppressLineNumbers/>
+              <w:spacing w:lineRule="auto" w:line="240" w:before="0" w:after="29"/>
+              <w:rPr>
+                <w:rFonts w:ascii="Fira Sans Book" w:hAnsi="Fira Sans Book"/>
+              </w:rPr>
+            </w:pPr>
+            <w:r>
+              <w:rPr>
+                <w:rFonts w:ascii="Fira Sans Book" w:hAnsi="Fira Sans Book"/>
+              </w:rPr>
+              <w:t xml:space="preserve">    </w:t>
+            </w:r>
+            <w:r>
+              <w:rPr>
+                <w:rFonts w:ascii="Fira Sans Book" w:hAnsi="Fira Sans Book"/>
+              </w:rPr>
+              <w:t>double len;</w:t>
+            </w:r>
+          </w:p>
+          <w:p>
+            <w:pPr>
+              <w:pStyle w:val="TableContents"/>
+              <w:widowControl w:val="false"/>
+              <w:suppressLineNumbers/>
+              <w:spacing w:lineRule="auto" w:line="240" w:before="0" w:after="29"/>
+              <w:rPr>
+                <w:rFonts w:ascii="Fira Sans Book" w:hAnsi="Fira Sans Book"/>
+              </w:rPr>
+            </w:pPr>
+            <w:r>
+              <w:rPr>
+                <w:rFonts w:ascii="Fira Sans Book" w:hAnsi="Fira Sans Book"/>
+              </w:rPr>
+              <w:t xml:space="preserve">    </w:t>
+            </w:r>
+            <w:r>
+              <w:rPr>
+                <w:rFonts w:ascii="Fira Sans Book" w:hAnsi="Fira Sans Book"/>
+              </w:rPr>
+              <w:t>std::cin &gt;&gt; len;</w:t>
+            </w:r>
+          </w:p>
+          <w:p>
+            <w:pPr>
+              <w:pStyle w:val="TableContents"/>
+              <w:widowControl w:val="false"/>
+              <w:suppressLineNumbers/>
+              <w:spacing w:lineRule="auto" w:line="240" w:before="0" w:after="29"/>
+              <w:rPr>
+                <w:rFonts w:ascii="Fira Sans Book" w:hAnsi="Fira Sans Book"/>
+              </w:rPr>
+            </w:pPr>
+            <w:r>
+              <w:rPr>
+                <w:rFonts w:ascii="Fira Sans Book" w:hAnsi="Fira Sans Book"/>
+              </w:rPr>
+            </w:r>
+          </w:p>
+          <w:p>
+            <w:pPr>
+              <w:pStyle w:val="TableContents"/>
+              <w:widowControl w:val="false"/>
+              <w:suppressLineNumbers/>
+              <w:spacing w:lineRule="auto" w:line="240" w:before="0" w:after="29"/>
+              <w:rPr>
+                <w:rFonts w:ascii="Fira Sans Book" w:hAnsi="Fira Sans Book"/>
+              </w:rPr>
+            </w:pPr>
+            <w:r>
+              <w:rPr>
+                <w:rFonts w:ascii="Fira Sans Book" w:hAnsi="Fira Sans Book"/>
+              </w:rPr>
+              <w:t xml:space="preserve">    </w:t>
+            </w:r>
+            <w:r>
+              <w:rPr>
+                <w:rFonts w:ascii="Fira Sans Book" w:hAnsi="Fira Sans Book"/>
+              </w:rPr>
+              <w:t>std::cout &lt;&lt; "Угол (град): ";</w:t>
+            </w:r>
+          </w:p>
+          <w:p>
+            <w:pPr>
+              <w:pStyle w:val="TableContents"/>
+              <w:widowControl w:val="false"/>
+              <w:suppressLineNumbers/>
+              <w:spacing w:lineRule="auto" w:line="240" w:before="0" w:after="29"/>
+              <w:rPr>
+                <w:rFonts w:ascii="Fira Sans Book" w:hAnsi="Fira Sans Book"/>
+              </w:rPr>
+            </w:pPr>
+            <w:r>
+              <w:rPr>
+                <w:rFonts w:ascii="Fira Sans Book" w:hAnsi="Fira Sans Book"/>
+              </w:rPr>
+              <w:t xml:space="preserve">    </w:t>
+            </w:r>
+            <w:r>
+              <w:rPr>
+                <w:rFonts w:ascii="Fira Sans Book" w:hAnsi="Fira Sans Book"/>
+              </w:rPr>
+              <w:t>double angDeg;</w:t>
+            </w:r>
+          </w:p>
+          <w:p>
+            <w:pPr>
+              <w:pStyle w:val="TableContents"/>
+              <w:widowControl w:val="false"/>
+              <w:suppressLineNumbers/>
+              <w:spacing w:lineRule="auto" w:line="240" w:before="0" w:after="29"/>
+              <w:rPr>
+                <w:rFonts w:ascii="Fira Sans Book" w:hAnsi="Fira Sans Book"/>
+              </w:rPr>
+            </w:pPr>
+            <w:r>
+              <w:rPr>
+                <w:rFonts w:ascii="Fira Sans Book" w:hAnsi="Fira Sans Book"/>
+              </w:rPr>
+              <w:t xml:space="preserve">    </w:t>
+            </w:r>
+            <w:r>
+              <w:rPr>
+                <w:rFonts w:ascii="Fira Sans Book" w:hAnsi="Fira Sans Book"/>
+              </w:rPr>
+              <w:t>std::cin &gt;&gt; angDeg;</w:t>
+            </w:r>
+          </w:p>
+          <w:p>
+            <w:pPr>
+              <w:pStyle w:val="TableContents"/>
+              <w:widowControl w:val="false"/>
+              <w:suppressLineNumbers/>
+              <w:spacing w:lineRule="auto" w:line="240" w:before="0" w:after="29"/>
+              <w:rPr>
+                <w:rFonts w:ascii="Fira Sans Book" w:hAnsi="Fira Sans Book"/>
+              </w:rPr>
+            </w:pPr>
+            <w:r>
+              <w:rPr>
+                <w:rFonts w:ascii="Fira Sans Book" w:hAnsi="Fira Sans Book"/>
+              </w:rPr>
+            </w:r>
+          </w:p>
+          <w:p>
+            <w:pPr>
+              <w:pStyle w:val="TableContents"/>
+              <w:widowControl w:val="false"/>
+              <w:suppressLineNumbers/>
+              <w:spacing w:lineRule="auto" w:line="240" w:before="0" w:after="29"/>
+              <w:rPr>
+                <w:rFonts w:ascii="Fira Sans Book" w:hAnsi="Fira Sans Book"/>
+              </w:rPr>
+            </w:pPr>
+            <w:r>
+              <w:rPr>
+                <w:rFonts w:ascii="Fira Sans Book" w:hAnsi="Fira Sans Book"/>
+              </w:rPr>
+              <w:t xml:space="preserve">    </w:t>
+            </w:r>
+            <w:r>
+              <w:rPr>
+                <w:rFonts w:ascii="Fira Sans Book" w:hAnsi="Fira Sans Book"/>
+              </w:rPr>
+              <w:t>if (len &lt; 0) {</w:t>
+            </w:r>
+          </w:p>
+          <w:p>
+            <w:pPr>
+              <w:pStyle w:val="TableContents"/>
+              <w:widowControl w:val="false"/>
+              <w:suppressLineNumbers/>
+              <w:spacing w:lineRule="auto" w:line="240" w:before="0" w:after="29"/>
+              <w:rPr>
+                <w:rFonts w:ascii="Fira Sans Book" w:hAnsi="Fira Sans Book"/>
+              </w:rPr>
+            </w:pPr>
+            <w:r>
+              <w:rPr>
+                <w:rFonts w:ascii="Fira Sans Book" w:hAnsi="Fira Sans Book"/>
+              </w:rPr>
+              <w:t xml:space="preserve">        </w:t>
+            </w:r>
+            <w:r>
+              <w:rPr>
+                <w:rFonts w:ascii="Fira Sans Book" w:hAnsi="Fira Sans Book"/>
+              </w:rPr>
+              <w:t>length = -len;</w:t>
+            </w:r>
+          </w:p>
+          <w:p>
+            <w:pPr>
+              <w:pStyle w:val="TableContents"/>
+              <w:widowControl w:val="false"/>
+              <w:suppressLineNumbers/>
+              <w:spacing w:lineRule="auto" w:line="240" w:before="0" w:after="29"/>
+              <w:rPr>
+                <w:rFonts w:ascii="Fira Sans Book" w:hAnsi="Fira Sans Book"/>
+              </w:rPr>
+            </w:pPr>
+            <w:r>
+              <w:rPr>
+                <w:rFonts w:ascii="Fira Sans Book" w:hAnsi="Fira Sans Book"/>
+              </w:rPr>
+              <w:t xml:space="preserve">        </w:t>
+            </w:r>
+            <w:r>
+              <w:rPr>
+                <w:rFonts w:ascii="Fira Sans Book" w:hAnsi="Fira Sans Book"/>
+              </w:rPr>
+              <w:t>angle = (angDeg - 180.0) * PI / 180.0;</w:t>
+            </w:r>
+          </w:p>
+          <w:p>
+            <w:pPr>
+              <w:pStyle w:val="TableContents"/>
+              <w:widowControl w:val="false"/>
+              <w:suppressLineNumbers/>
+              <w:spacing w:lineRule="auto" w:line="240" w:before="0" w:after="29"/>
+              <w:rPr>
+                <w:rFonts w:ascii="Fira Sans Book" w:hAnsi="Fira Sans Book"/>
+              </w:rPr>
+            </w:pPr>
+            <w:r>
+              <w:rPr>
+                <w:rFonts w:ascii="Fira Sans Book" w:hAnsi="Fira Sans Book"/>
+              </w:rPr>
+              <w:t xml:space="preserve">    </w:t>
+            </w:r>
+            <w:r>
+              <w:rPr>
+                <w:rFonts w:ascii="Fira Sans Book" w:hAnsi="Fira Sans Book"/>
+              </w:rPr>
+              <w:t>} else {</w:t>
+            </w:r>
+          </w:p>
+          <w:p>
+            <w:pPr>
+              <w:pStyle w:val="TableContents"/>
+              <w:widowControl w:val="false"/>
+              <w:suppressLineNumbers/>
+              <w:spacing w:lineRule="auto" w:line="240" w:before="0" w:after="29"/>
+              <w:rPr>
+                <w:rFonts w:ascii="Fira Sans Book" w:hAnsi="Fira Sans Book"/>
+              </w:rPr>
+            </w:pPr>
+            <w:r>
+              <w:rPr>
+                <w:rFonts w:ascii="Fira Sans Book" w:hAnsi="Fira Sans Book"/>
+              </w:rPr>
+              <w:t xml:space="preserve">        </w:t>
+            </w:r>
+            <w:r>
+              <w:rPr>
+                <w:rFonts w:ascii="Fira Sans Book" w:hAnsi="Fira Sans Book"/>
+              </w:rPr>
+              <w:t>length = len;</w:t>
+            </w:r>
+          </w:p>
+          <w:p>
+            <w:pPr>
+              <w:pStyle w:val="TableContents"/>
+              <w:widowControl w:val="false"/>
+              <w:suppressLineNumbers/>
+              <w:spacing w:lineRule="auto" w:line="240" w:before="0" w:after="29"/>
+              <w:rPr>
+                <w:rFonts w:ascii="Fira Sans Book" w:hAnsi="Fira Sans Book"/>
+              </w:rPr>
+            </w:pPr>
+            <w:r>
+              <w:rPr>
+                <w:rFonts w:ascii="Fira Sans Book" w:hAnsi="Fira Sans Book"/>
+              </w:rPr>
+              <w:t xml:space="preserve">        </w:t>
+            </w:r>
+            <w:r>
+              <w:rPr>
+                <w:rFonts w:ascii="Fira Sans Book" w:hAnsi="Fira Sans Book"/>
+              </w:rPr>
+              <w:t>angle = angDeg * PI / 180.0;</w:t>
+            </w:r>
+          </w:p>
+          <w:p>
+            <w:pPr>
+              <w:pStyle w:val="TableContents"/>
+              <w:widowControl w:val="false"/>
+              <w:suppressLineNumbers/>
+              <w:spacing w:lineRule="auto" w:line="240" w:before="0" w:after="29"/>
+              <w:rPr>
+                <w:rFonts w:ascii="Fira Sans Book" w:hAnsi="Fira Sans Book"/>
+              </w:rPr>
+            </w:pPr>
+            <w:r>
+              <w:rPr>
+                <w:rFonts w:ascii="Fira Sans Book" w:hAnsi="Fira Sans Book"/>
+              </w:rPr>
+              <w:t xml:space="preserve">    </w:t>
+            </w:r>
+            <w:r>
+              <w:rPr>
+                <w:rFonts w:ascii="Fira Sans Book" w:hAnsi="Fira Sans Book"/>
+              </w:rPr>
+              <w:t>}</w:t>
+            </w:r>
+          </w:p>
+          <w:p>
+            <w:pPr>
+              <w:pStyle w:val="TableContents"/>
+              <w:widowControl w:val="false"/>
+              <w:suppressLineNumbers/>
+              <w:spacing w:lineRule="auto" w:line="240" w:before="0" w:after="29"/>
+              <w:rPr>
+                <w:rFonts w:ascii="Fira Sans Book" w:hAnsi="Fira Sans Book"/>
+              </w:rPr>
+            </w:pPr>
+            <w:r>
+              <w:rPr>
+                <w:rFonts w:ascii="Fira Sans Book" w:hAnsi="Fira Sans Book"/>
+              </w:rPr>
+              <w:t xml:space="preserve">    </w:t>
+            </w:r>
+            <w:r>
+              <w:rPr>
+                <w:rFonts w:ascii="Fira Sans Book" w:hAnsi="Fira Sans Book"/>
+              </w:rPr>
+              <w:t>normalizeAngle();</w:t>
+            </w:r>
+          </w:p>
+          <w:p>
+            <w:pPr>
+              <w:pStyle w:val="TableContents"/>
+              <w:widowControl w:val="false"/>
+              <w:suppressLineNumbers/>
+              <w:spacing w:lineRule="auto" w:line="240" w:before="0" w:after="29"/>
+              <w:rPr>
+                <w:rFonts w:ascii="Fira Sans Book" w:hAnsi="Fira Sans Book"/>
+              </w:rPr>
+            </w:pPr>
+            <w:r>
+              <w:rPr>
+                <w:rFonts w:ascii="Fira Sans Book" w:hAnsi="Fira Sans Book"/>
+              </w:rPr>
+              <w:t>}</w:t>
+            </w:r>
+          </w:p>
+          <w:p>
+            <w:pPr>
+              <w:pStyle w:val="TableContents"/>
+              <w:widowControl w:val="false"/>
+              <w:suppressLineNumbers/>
+              <w:spacing w:lineRule="auto" w:line="240" w:before="0" w:after="29"/>
+              <w:rPr>
+                <w:rFonts w:ascii="Fira Sans Book" w:hAnsi="Fira Sans Book"/>
+              </w:rPr>
+            </w:pPr>
+            <w:r>
+              <w:rPr>
+                <w:rFonts w:ascii="Fira Sans Book" w:hAnsi="Fira Sans Book"/>
+              </w:rPr>
+            </w:r>
+          </w:p>
+          <w:p>
+            <w:pPr>
+              <w:pStyle w:val="TableContents"/>
+              <w:widowControl w:val="false"/>
+              <w:suppressLineNumbers/>
+              <w:spacing w:lineRule="auto" w:line="240" w:before="0" w:after="29"/>
+              <w:rPr>
+                <w:rFonts w:ascii="Fira Sans Book" w:hAnsi="Fira Sans Book"/>
+              </w:rPr>
+            </w:pPr>
+            <w:r>
+              <w:rPr>
+                <w:rFonts w:ascii="Fira Sans Book" w:hAnsi="Fira Sans Book"/>
+              </w:rPr>
+              <w:t>void PolarVector::output() const {</w:t>
+            </w:r>
+          </w:p>
+          <w:p>
+            <w:pPr>
+              <w:pStyle w:val="TableContents"/>
+              <w:widowControl w:val="false"/>
+              <w:suppressLineNumbers/>
+              <w:spacing w:lineRule="auto" w:line="240" w:before="0" w:after="29"/>
+              <w:rPr>
+                <w:rFonts w:ascii="Fira Sans Book" w:hAnsi="Fira Sans Book"/>
+              </w:rPr>
+            </w:pPr>
+            <w:r>
+              <w:rPr>
+                <w:rFonts w:ascii="Fira Sans Book" w:hAnsi="Fira Sans Book"/>
+              </w:rPr>
+              <w:t xml:space="preserve">    </w:t>
+            </w:r>
+            <w:r>
+              <w:rPr>
+                <w:rFonts w:ascii="Fira Sans Book" w:hAnsi="Fira Sans Book"/>
+              </w:rPr>
+              <w:t>std::cout &lt;&lt; "Вектор: длина=" &lt;&lt; length</w:t>
+            </w:r>
+          </w:p>
+          <w:p>
+            <w:pPr>
+              <w:pStyle w:val="TableContents"/>
+              <w:widowControl w:val="false"/>
+              <w:suppressLineNumbers/>
+              <w:spacing w:lineRule="auto" w:line="240" w:before="0" w:after="29"/>
+              <w:rPr>
+                <w:rFonts w:ascii="Fira Sans Book" w:hAnsi="Fira Sans Book"/>
+              </w:rPr>
+            </w:pPr>
+            <w:r>
+              <w:rPr>
+                <w:rFonts w:ascii="Fira Sans Book" w:hAnsi="Fira Sans Book"/>
+              </w:rPr>
+              <w:t xml:space="preserve">              </w:t>
+            </w:r>
+            <w:r>
+              <w:rPr>
+                <w:rFonts w:ascii="Fira Sans Book" w:hAnsi="Fira Sans Book"/>
+              </w:rPr>
+              <w:t>&lt;&lt; ", угол=" &lt;&lt; angle * 180.0 / PI &lt;&lt; "°\n";</w:t>
+            </w:r>
+          </w:p>
+          <w:p>
+            <w:pPr>
+              <w:pStyle w:val="TableContents"/>
+              <w:widowControl w:val="false"/>
+              <w:suppressLineNumbers/>
+              <w:spacing w:lineRule="auto" w:line="240" w:before="0" w:after="29"/>
+              <w:rPr>
+                <w:rFonts w:ascii="Fira Sans Book" w:hAnsi="Fira Sans Book"/>
+              </w:rPr>
+            </w:pPr>
+            <w:r>
+              <w:rPr>
+                <w:rFonts w:ascii="Fira Sans Book" w:hAnsi="Fira Sans Book"/>
+              </w:rPr>
+              <w:t>}</w:t>
+            </w:r>
+          </w:p>
+          <w:p>
+            <w:pPr>
+              <w:pStyle w:val="TableContents"/>
+              <w:widowControl w:val="false"/>
+              <w:suppressLineNumbers/>
+              <w:spacing w:lineRule="auto" w:line="240" w:before="0" w:after="29"/>
+              <w:rPr>
+                <w:rFonts w:ascii="Fira Sans Book" w:hAnsi="Fira Sans Book"/>
+              </w:rPr>
+            </w:pPr>
+            <w:r>
+              <w:rPr>
+                <w:rFonts w:ascii="Fira Sans Book" w:hAnsi="Fira Sans Book"/>
+              </w:rPr>
+            </w:r>
+          </w:p>
+          <w:p>
+            <w:pPr>
+              <w:pStyle w:val="TableContents"/>
+              <w:widowControl w:val="false"/>
+              <w:suppressLineNumbers/>
+              <w:spacing w:lineRule="auto" w:line="240" w:before="0" w:after="29"/>
+              <w:rPr>
+                <w:rFonts w:ascii="Fira Sans Book" w:hAnsi="Fira Sans Book"/>
+              </w:rPr>
+            </w:pPr>
+            <w:r>
+              <w:rPr>
+                <w:rFonts w:ascii="Fira Sans Book" w:hAnsi="Fira Sans Book"/>
+              </w:rPr>
+              <w:t>void PolarVector::read(std::istream&amp; in) {</w:t>
+            </w:r>
+          </w:p>
+          <w:p>
+            <w:pPr>
+              <w:pStyle w:val="TableContents"/>
+              <w:widowControl w:val="false"/>
+              <w:suppressLineNumbers/>
+              <w:spacing w:lineRule="auto" w:line="240" w:before="0" w:after="29"/>
+              <w:rPr>
+                <w:rFonts w:ascii="Fira Sans Book" w:hAnsi="Fira Sans Book"/>
+              </w:rPr>
+            </w:pPr>
+            <w:r>
+              <w:rPr>
+                <w:rFonts w:ascii="Fira Sans Book" w:hAnsi="Fira Sans Book"/>
+              </w:rPr>
+              <w:t xml:space="preserve">    </w:t>
+            </w:r>
+            <w:r>
+              <w:rPr>
+                <w:rFonts w:ascii="Fira Sans Book" w:hAnsi="Fira Sans Book"/>
+              </w:rPr>
+              <w:t>double len, angDeg;</w:t>
+            </w:r>
+          </w:p>
+          <w:p>
+            <w:pPr>
+              <w:pStyle w:val="TableContents"/>
+              <w:widowControl w:val="false"/>
+              <w:suppressLineNumbers/>
+              <w:spacing w:lineRule="auto" w:line="240" w:before="0" w:after="29"/>
+              <w:rPr>
+                <w:rFonts w:ascii="Fira Sans Book" w:hAnsi="Fira Sans Book"/>
+              </w:rPr>
+            </w:pPr>
+            <w:r>
+              <w:rPr>
+                <w:rFonts w:ascii="Fira Sans Book" w:hAnsi="Fira Sans Book"/>
+              </w:rPr>
+              <w:t xml:space="preserve">    </w:t>
+            </w:r>
+            <w:r>
+              <w:rPr>
+                <w:rFonts w:ascii="Fira Sans Book" w:hAnsi="Fira Sans Book"/>
+              </w:rPr>
+              <w:t>in &gt;&gt; len &gt;&gt; angDeg;</w:t>
+            </w:r>
+          </w:p>
+          <w:p>
+            <w:pPr>
+              <w:pStyle w:val="TableContents"/>
+              <w:widowControl w:val="false"/>
+              <w:suppressLineNumbers/>
+              <w:spacing w:lineRule="auto" w:line="240" w:before="0" w:after="29"/>
+              <w:rPr>
+                <w:rFonts w:ascii="Fira Sans Book" w:hAnsi="Fira Sans Book"/>
+              </w:rPr>
+            </w:pPr>
+            <w:r>
+              <w:rPr>
+                <w:rFonts w:ascii="Fira Sans Book" w:hAnsi="Fira Sans Book"/>
+              </w:rPr>
+            </w:r>
+          </w:p>
+          <w:p>
+            <w:pPr>
+              <w:pStyle w:val="TableContents"/>
+              <w:widowControl w:val="false"/>
+              <w:suppressLineNumbers/>
+              <w:spacing w:lineRule="auto" w:line="240" w:before="0" w:after="29"/>
+              <w:rPr>
+                <w:rFonts w:ascii="Fira Sans Book" w:hAnsi="Fira Sans Book"/>
+              </w:rPr>
+            </w:pPr>
+            <w:r>
+              <w:rPr>
+                <w:rFonts w:ascii="Fira Sans Book" w:hAnsi="Fira Sans Book"/>
+              </w:rPr>
+              <w:t xml:space="preserve">    </w:t>
+            </w:r>
+            <w:r>
+              <w:rPr>
+                <w:rFonts w:ascii="Fira Sans Book" w:hAnsi="Fira Sans Book"/>
+              </w:rPr>
+              <w:t>if (len &lt; 0) {</w:t>
+            </w:r>
+          </w:p>
+          <w:p>
+            <w:pPr>
+              <w:pStyle w:val="TableContents"/>
+              <w:widowControl w:val="false"/>
+              <w:suppressLineNumbers/>
+              <w:spacing w:lineRule="auto" w:line="240" w:before="0" w:after="29"/>
+              <w:rPr>
+                <w:rFonts w:ascii="Fira Sans Book" w:hAnsi="Fira Sans Book"/>
+              </w:rPr>
+            </w:pPr>
+            <w:r>
+              <w:rPr>
+                <w:rFonts w:ascii="Fira Sans Book" w:hAnsi="Fira Sans Book"/>
+              </w:rPr>
+              <w:t xml:space="preserve">        </w:t>
+            </w:r>
+            <w:r>
+              <w:rPr>
+                <w:rFonts w:ascii="Fira Sans Book" w:hAnsi="Fira Sans Book"/>
+              </w:rPr>
+              <w:t>length = -len;</w:t>
+            </w:r>
+          </w:p>
+          <w:p>
+            <w:pPr>
+              <w:pStyle w:val="TableContents"/>
+              <w:widowControl w:val="false"/>
+              <w:suppressLineNumbers/>
+              <w:spacing w:lineRule="auto" w:line="240" w:before="0" w:after="29"/>
+              <w:rPr>
+                <w:rFonts w:ascii="Fira Sans Book" w:hAnsi="Fira Sans Book"/>
+              </w:rPr>
+            </w:pPr>
+            <w:r>
+              <w:rPr>
+                <w:rFonts w:ascii="Fira Sans Book" w:hAnsi="Fira Sans Book"/>
+              </w:rPr>
+              <w:t xml:space="preserve">        </w:t>
+            </w:r>
+            <w:r>
+              <w:rPr>
+                <w:rFonts w:ascii="Fira Sans Book" w:hAnsi="Fira Sans Book"/>
+              </w:rPr>
+              <w:t>angle = (angDeg - 180.0) * PI / 180.0;</w:t>
+            </w:r>
+          </w:p>
+          <w:p>
+            <w:pPr>
+              <w:pStyle w:val="TableContents"/>
+              <w:widowControl w:val="false"/>
+              <w:suppressLineNumbers/>
+              <w:spacing w:lineRule="auto" w:line="240" w:before="0" w:after="29"/>
+              <w:rPr>
+                <w:rFonts w:ascii="Fira Sans Book" w:hAnsi="Fira Sans Book"/>
+              </w:rPr>
+            </w:pPr>
+            <w:r>
+              <w:rPr>
+                <w:rFonts w:ascii="Fira Sans Book" w:hAnsi="Fira Sans Book"/>
+              </w:rPr>
+              <w:t xml:space="preserve">    </w:t>
+            </w:r>
+            <w:r>
+              <w:rPr>
+                <w:rFonts w:ascii="Fira Sans Book" w:hAnsi="Fira Sans Book"/>
+              </w:rPr>
+              <w:t>} else {</w:t>
+            </w:r>
+          </w:p>
+          <w:p>
+            <w:pPr>
+              <w:pStyle w:val="TableContents"/>
+              <w:widowControl w:val="false"/>
+              <w:suppressLineNumbers/>
+              <w:spacing w:lineRule="auto" w:line="240" w:before="0" w:after="29"/>
+              <w:rPr>
+                <w:rFonts w:ascii="Fira Sans Book" w:hAnsi="Fira Sans Book"/>
+              </w:rPr>
+            </w:pPr>
+            <w:r>
+              <w:rPr>
+                <w:rFonts w:ascii="Fira Sans Book" w:hAnsi="Fira Sans Book"/>
+              </w:rPr>
+              <w:t xml:space="preserve">        </w:t>
+            </w:r>
+            <w:r>
+              <w:rPr>
+                <w:rFonts w:ascii="Fira Sans Book" w:hAnsi="Fira Sans Book"/>
+              </w:rPr>
+              <w:t>length = len;</w:t>
+            </w:r>
+          </w:p>
+          <w:p>
+            <w:pPr>
+              <w:pStyle w:val="TableContents"/>
+              <w:widowControl w:val="false"/>
+              <w:suppressLineNumbers/>
+              <w:spacing w:lineRule="auto" w:line="240" w:before="0" w:after="29"/>
+              <w:rPr>
+                <w:rFonts w:ascii="Fira Sans Book" w:hAnsi="Fira Sans Book"/>
+              </w:rPr>
+            </w:pPr>
+            <w:r>
+              <w:rPr>
+                <w:rFonts w:ascii="Fira Sans Book" w:hAnsi="Fira Sans Book"/>
+              </w:rPr>
+              <w:t xml:space="preserve">        </w:t>
+            </w:r>
+            <w:r>
+              <w:rPr>
+                <w:rFonts w:ascii="Fira Sans Book" w:hAnsi="Fira Sans Book"/>
+              </w:rPr>
+              <w:t>angle = angDeg * PI / 180.0;</w:t>
+            </w:r>
+          </w:p>
+          <w:p>
+            <w:pPr>
+              <w:pStyle w:val="TableContents"/>
+              <w:widowControl w:val="false"/>
+              <w:suppressLineNumbers/>
+              <w:spacing w:lineRule="auto" w:line="240" w:before="0" w:after="29"/>
+              <w:rPr>
+                <w:rFonts w:ascii="Fira Sans Book" w:hAnsi="Fira Sans Book"/>
+              </w:rPr>
+            </w:pPr>
+            <w:r>
+              <w:rPr>
+                <w:rFonts w:ascii="Fira Sans Book" w:hAnsi="Fira Sans Book"/>
+              </w:rPr>
+              <w:t xml:space="preserve">    </w:t>
+            </w:r>
+            <w:r>
+              <w:rPr>
+                <w:rFonts w:ascii="Fira Sans Book" w:hAnsi="Fira Sans Book"/>
+              </w:rPr>
+              <w:t>}</w:t>
+            </w:r>
+          </w:p>
+          <w:p>
+            <w:pPr>
+              <w:pStyle w:val="TableContents"/>
+              <w:widowControl w:val="false"/>
+              <w:suppressLineNumbers/>
+              <w:spacing w:lineRule="auto" w:line="240" w:before="0" w:after="29"/>
+              <w:rPr>
+                <w:rFonts w:ascii="Fira Sans Book" w:hAnsi="Fira Sans Book"/>
+              </w:rPr>
+            </w:pPr>
+            <w:r>
+              <w:rPr>
+                <w:rFonts w:ascii="Fira Sans Book" w:hAnsi="Fira Sans Book"/>
+              </w:rPr>
+              <w:t xml:space="preserve">    </w:t>
+            </w:r>
+            <w:r>
+              <w:rPr>
+                <w:rFonts w:ascii="Fira Sans Book" w:hAnsi="Fira Sans Book"/>
+              </w:rPr>
+              <w:t>normalizeAngle();</w:t>
+            </w:r>
+          </w:p>
+          <w:p>
+            <w:pPr>
+              <w:pStyle w:val="TableContents"/>
+              <w:widowControl w:val="false"/>
+              <w:suppressLineNumbers/>
+              <w:spacing w:lineRule="auto" w:line="240" w:before="0" w:after="29"/>
+              <w:rPr>
+                <w:rFonts w:ascii="Fira Sans Book" w:hAnsi="Fira Sans Book"/>
+              </w:rPr>
+            </w:pPr>
+            <w:r>
+              <w:rPr>
+                <w:rFonts w:ascii="Fira Sans Book" w:hAnsi="Fira Sans Book"/>
+              </w:rPr>
+              <w:t>}</w:t>
+            </w:r>
+          </w:p>
+          <w:p>
+            <w:pPr>
+              <w:pStyle w:val="TableContents"/>
+              <w:widowControl w:val="false"/>
+              <w:suppressLineNumbers/>
+              <w:spacing w:lineRule="auto" w:line="240" w:before="0" w:after="29"/>
+              <w:rPr>
+                <w:rFonts w:ascii="Fira Sans Book" w:hAnsi="Fira Sans Book"/>
+              </w:rPr>
+            </w:pPr>
+            <w:r>
+              <w:rPr>
+                <w:rFonts w:ascii="Fira Sans Book" w:hAnsi="Fira Sans Book"/>
+              </w:rPr>
+            </w:r>
+          </w:p>
+          <w:p>
+            <w:pPr>
+              <w:pStyle w:val="TableContents"/>
+              <w:widowControl w:val="false"/>
+              <w:suppressLineNumbers/>
+              <w:spacing w:lineRule="auto" w:line="240" w:before="0" w:after="29"/>
+              <w:rPr>
+                <w:rFonts w:ascii="Fira Sans Book" w:hAnsi="Fira Sans Book"/>
+              </w:rPr>
+            </w:pPr>
+            <w:r>
+              <w:rPr>
+                <w:rFonts w:ascii="Fira Sans Book" w:hAnsi="Fira Sans Book"/>
+              </w:rPr>
+              <w:t>void PolarVector::write(std::ostream&amp; out) const {</w:t>
+            </w:r>
+          </w:p>
+          <w:p>
+            <w:pPr>
+              <w:pStyle w:val="TableContents"/>
+              <w:widowControl w:val="false"/>
+              <w:suppressLineNumbers/>
+              <w:spacing w:lineRule="auto" w:line="240" w:before="0" w:after="29"/>
+              <w:rPr>
+                <w:rFonts w:ascii="Fira Sans Book" w:hAnsi="Fira Sans Book"/>
+              </w:rPr>
+            </w:pPr>
+            <w:r>
+              <w:rPr>
+                <w:rFonts w:ascii="Fira Sans Book" w:hAnsi="Fira Sans Book"/>
+              </w:rPr>
+              <w:t xml:space="preserve">    </w:t>
+            </w:r>
+            <w:r>
+              <w:rPr>
+                <w:rFonts w:ascii="Fira Sans Book" w:hAnsi="Fira Sans Book"/>
+              </w:rPr>
+              <w:t>out &lt;&lt; "Вектор: длина=" &lt;&lt; length</w:t>
+            </w:r>
+          </w:p>
+          <w:p>
+            <w:pPr>
+              <w:pStyle w:val="TableContents"/>
+              <w:widowControl w:val="false"/>
+              <w:suppressLineNumbers/>
+              <w:spacing w:lineRule="auto" w:line="240" w:before="0" w:after="29"/>
+              <w:rPr>
+                <w:rFonts w:ascii="Fira Sans Book" w:hAnsi="Fira Sans Book"/>
+              </w:rPr>
+            </w:pPr>
+            <w:r>
+              <w:rPr>
+                <w:rFonts w:ascii="Fira Sans Book" w:hAnsi="Fira Sans Book"/>
+              </w:rPr>
+              <w:t xml:space="preserve">        </w:t>
+            </w:r>
+            <w:r>
+              <w:rPr>
+                <w:rFonts w:ascii="Fira Sans Book" w:hAnsi="Fira Sans Book"/>
+              </w:rPr>
+              <w:t>&lt;&lt; ", угол=" &lt;&lt; angle * 180.0 / PI &lt;&lt; "°\n";</w:t>
+            </w:r>
+          </w:p>
+          <w:p>
+            <w:pPr>
+              <w:pStyle w:val="TableContents"/>
+              <w:widowControl w:val="false"/>
+              <w:suppressLineNumbers/>
+              <w:spacing w:lineRule="auto" w:line="240" w:before="0" w:after="29"/>
+              <w:rPr>
+                <w:rFonts w:ascii="Fira Sans Book" w:hAnsi="Fira Sans Book"/>
+              </w:rPr>
+            </w:pPr>
+            <w:r>
+              <w:rPr>
+                <w:rFonts w:ascii="Fira Sans Book" w:hAnsi="Fira Sans Book"/>
+              </w:rPr>
+              <w:t>}</w:t>
+            </w:r>
+          </w:p>
+          <w:p>
+            <w:pPr>
+              <w:pStyle w:val="TableContents"/>
+              <w:widowControl w:val="false"/>
+              <w:suppressLineNumbers/>
+              <w:spacing w:lineRule="auto" w:line="240" w:before="0" w:after="29"/>
+              <w:rPr>
+                <w:rFonts w:ascii="Fira Sans Book" w:hAnsi="Fira Sans Book"/>
+              </w:rPr>
+            </w:pPr>
+            <w:r>
+              <w:rPr>
+                <w:rFonts w:ascii="Fira Sans Book" w:hAnsi="Fira Sans Book"/>
+              </w:rPr>
+            </w:r>
+          </w:p>
+          <w:p>
+            <w:pPr>
+              <w:pStyle w:val="TableContents"/>
+              <w:widowControl w:val="false"/>
+              <w:suppressLineNumbers/>
+              <w:spacing w:lineRule="auto" w:line="240" w:before="0" w:after="29"/>
+              <w:rPr>
+                <w:rFonts w:ascii="Fira Sans Book" w:hAnsi="Fira Sans Book"/>
+              </w:rPr>
+            </w:pPr>
+            <w:r>
+              <w:rPr>
+                <w:rFonts w:ascii="Fira Sans Book" w:hAnsi="Fira Sans Book"/>
+              </w:rPr>
+              <w:t>void PolarVector::setLength(double len) {</w:t>
+            </w:r>
+          </w:p>
+          <w:p>
+            <w:pPr>
+              <w:pStyle w:val="TableContents"/>
+              <w:widowControl w:val="false"/>
+              <w:suppressLineNumbers/>
+              <w:spacing w:lineRule="auto" w:line="240" w:before="0" w:after="29"/>
+              <w:rPr>
+                <w:rFonts w:ascii="Fira Sans Book" w:hAnsi="Fira Sans Book"/>
+              </w:rPr>
+            </w:pPr>
+            <w:r>
+              <w:rPr>
+                <w:rFonts w:ascii="Fira Sans Book" w:hAnsi="Fira Sans Book"/>
+              </w:rPr>
+              <w:t xml:space="preserve">    </w:t>
+            </w:r>
+            <w:r>
+              <w:rPr>
+                <w:rFonts w:ascii="Fira Sans Book" w:hAnsi="Fira Sans Book"/>
+              </w:rPr>
+              <w:t>if (len &lt; 0) {</w:t>
+            </w:r>
+          </w:p>
+          <w:p>
+            <w:pPr>
+              <w:pStyle w:val="TableContents"/>
+              <w:widowControl w:val="false"/>
+              <w:suppressLineNumbers/>
+              <w:spacing w:lineRule="auto" w:line="240" w:before="0" w:after="29"/>
+              <w:rPr>
+                <w:rFonts w:ascii="Fira Sans Book" w:hAnsi="Fira Sans Book"/>
+              </w:rPr>
+            </w:pPr>
+            <w:r>
+              <w:rPr>
+                <w:rFonts w:ascii="Fira Sans Book" w:hAnsi="Fira Sans Book"/>
+              </w:rPr>
+              <w:t xml:space="preserve">        </w:t>
+            </w:r>
+            <w:r>
+              <w:rPr>
+                <w:rFonts w:ascii="Fira Sans Book" w:hAnsi="Fira Sans Book"/>
+              </w:rPr>
+              <w:t>length = -len;</w:t>
+            </w:r>
+          </w:p>
+          <w:p>
+            <w:pPr>
+              <w:pStyle w:val="TableContents"/>
+              <w:widowControl w:val="false"/>
+              <w:suppressLineNumbers/>
+              <w:spacing w:lineRule="auto" w:line="240" w:before="0" w:after="29"/>
+              <w:rPr>
+                <w:rFonts w:ascii="Fira Sans Book" w:hAnsi="Fira Sans Book"/>
+              </w:rPr>
+            </w:pPr>
+            <w:r>
+              <w:rPr>
+                <w:rFonts w:ascii="Fira Sans Book" w:hAnsi="Fira Sans Book"/>
+              </w:rPr>
+              <w:t xml:space="preserve">        </w:t>
+            </w:r>
+            <w:r>
+              <w:rPr>
+                <w:rFonts w:ascii="Fira Sans Book" w:hAnsi="Fira Sans Book"/>
+              </w:rPr>
+              <w:t>angle += PI;</w:t>
+            </w:r>
+          </w:p>
+          <w:p>
+            <w:pPr>
+              <w:pStyle w:val="TableContents"/>
+              <w:widowControl w:val="false"/>
+              <w:suppressLineNumbers/>
+              <w:spacing w:lineRule="auto" w:line="240" w:before="0" w:after="29"/>
+              <w:rPr>
+                <w:rFonts w:ascii="Fira Sans Book" w:hAnsi="Fira Sans Book"/>
+              </w:rPr>
+            </w:pPr>
+            <w:r>
+              <w:rPr>
+                <w:rFonts w:ascii="Fira Sans Book" w:hAnsi="Fira Sans Book"/>
+              </w:rPr>
+              <w:t xml:space="preserve">    </w:t>
+            </w:r>
+            <w:r>
+              <w:rPr>
+                <w:rFonts w:ascii="Fira Sans Book" w:hAnsi="Fira Sans Book"/>
+              </w:rPr>
+              <w:t>} else {</w:t>
+            </w:r>
+          </w:p>
+          <w:p>
+            <w:pPr>
+              <w:pStyle w:val="TableContents"/>
+              <w:widowControl w:val="false"/>
+              <w:suppressLineNumbers/>
+              <w:spacing w:lineRule="auto" w:line="240" w:before="0" w:after="29"/>
+              <w:rPr>
+                <w:rFonts w:ascii="Fira Sans Book" w:hAnsi="Fira Sans Book"/>
+              </w:rPr>
+            </w:pPr>
+            <w:r>
+              <w:rPr>
+                <w:rFonts w:ascii="Fira Sans Book" w:hAnsi="Fira Sans Book"/>
+              </w:rPr>
+              <w:t xml:space="preserve">        </w:t>
+            </w:r>
+            <w:r>
+              <w:rPr>
+                <w:rFonts w:ascii="Fira Sans Book" w:hAnsi="Fira Sans Book"/>
+              </w:rPr>
+              <w:t>length = len;</w:t>
+            </w:r>
+          </w:p>
+          <w:p>
+            <w:pPr>
+              <w:pStyle w:val="TableContents"/>
+              <w:widowControl w:val="false"/>
+              <w:suppressLineNumbers/>
+              <w:spacing w:lineRule="auto" w:line="240" w:before="0" w:after="29"/>
+              <w:rPr>
+                <w:rFonts w:ascii="Fira Sans Book" w:hAnsi="Fira Sans Book"/>
+              </w:rPr>
+            </w:pPr>
+            <w:r>
+              <w:rPr>
+                <w:rFonts w:ascii="Fira Sans Book" w:hAnsi="Fira Sans Book"/>
+              </w:rPr>
+              <w:t xml:space="preserve">    </w:t>
+            </w:r>
+            <w:r>
+              <w:rPr>
+                <w:rFonts w:ascii="Fira Sans Book" w:hAnsi="Fira Sans Book"/>
+              </w:rPr>
+              <w:t>}</w:t>
+            </w:r>
+          </w:p>
+          <w:p>
+            <w:pPr>
+              <w:pStyle w:val="TableContents"/>
+              <w:widowControl w:val="false"/>
+              <w:suppressLineNumbers/>
+              <w:spacing w:lineRule="auto" w:line="240" w:before="0" w:after="29"/>
+              <w:rPr>
+                <w:rFonts w:ascii="Fira Sans Book" w:hAnsi="Fira Sans Book"/>
+              </w:rPr>
+            </w:pPr>
+            <w:r>
+              <w:rPr>
+                <w:rFonts w:ascii="Fira Sans Book" w:hAnsi="Fira Sans Book"/>
+              </w:rPr>
+              <w:t xml:space="preserve">    </w:t>
+            </w:r>
+            <w:r>
+              <w:rPr>
+                <w:rFonts w:ascii="Fira Sans Book" w:hAnsi="Fira Sans Book"/>
+              </w:rPr>
+              <w:t>normalizeAngle();</w:t>
+            </w:r>
+          </w:p>
+          <w:p>
+            <w:pPr>
+              <w:pStyle w:val="TableContents"/>
+              <w:widowControl w:val="false"/>
+              <w:suppressLineNumbers/>
+              <w:spacing w:lineRule="auto" w:line="240" w:before="0" w:after="29"/>
+              <w:rPr>
+                <w:rFonts w:ascii="Fira Sans Book" w:hAnsi="Fira Sans Book"/>
+              </w:rPr>
+            </w:pPr>
+            <w:r>
+              <w:rPr>
+                <w:rFonts w:ascii="Fira Sans Book" w:hAnsi="Fira Sans Book"/>
+              </w:rPr>
+              <w:t>}</w:t>
+            </w:r>
+          </w:p>
+          <w:p>
+            <w:pPr>
+              <w:pStyle w:val="TableContents"/>
+              <w:widowControl w:val="false"/>
+              <w:suppressLineNumbers/>
+              <w:spacing w:lineRule="auto" w:line="240" w:before="0" w:after="29"/>
+              <w:rPr>
+                <w:rFonts w:ascii="Fira Sans Book" w:hAnsi="Fira Sans Book"/>
+              </w:rPr>
+            </w:pPr>
+            <w:r>
+              <w:rPr>
+                <w:rFonts w:ascii="Fira Sans Book" w:hAnsi="Fira Sans Book"/>
+              </w:rPr>
+              <w:t>void PolarVector::setAngleDegrees(double angDeg) {</w:t>
+            </w:r>
+          </w:p>
+          <w:p>
+            <w:pPr>
+              <w:pStyle w:val="TableContents"/>
+              <w:widowControl w:val="false"/>
+              <w:suppressLineNumbers/>
+              <w:spacing w:lineRule="auto" w:line="240" w:before="0" w:after="29"/>
+              <w:rPr>
+                <w:rFonts w:ascii="Fira Sans Book" w:hAnsi="Fira Sans Book"/>
+              </w:rPr>
+            </w:pPr>
+            <w:r>
+              <w:rPr>
+                <w:rFonts w:ascii="Fira Sans Book" w:hAnsi="Fira Sans Book"/>
+              </w:rPr>
+              <w:t xml:space="preserve">    </w:t>
+            </w:r>
+            <w:r>
+              <w:rPr>
+                <w:rFonts w:ascii="Fira Sans Book" w:hAnsi="Fira Sans Book"/>
+              </w:rPr>
+              <w:t>angle = angDeg * PI / 180.0;</w:t>
+            </w:r>
+          </w:p>
+          <w:p>
+            <w:pPr>
+              <w:pStyle w:val="TableContents"/>
+              <w:widowControl w:val="false"/>
+              <w:suppressLineNumbers/>
+              <w:spacing w:lineRule="auto" w:line="240" w:before="0" w:after="29"/>
+              <w:rPr>
+                <w:rFonts w:ascii="Fira Sans Book" w:hAnsi="Fira Sans Book"/>
+              </w:rPr>
+            </w:pPr>
+            <w:r>
+              <w:rPr>
+                <w:rFonts w:ascii="Fira Sans Book" w:hAnsi="Fira Sans Book"/>
+              </w:rPr>
+              <w:t xml:space="preserve">    </w:t>
+            </w:r>
+            <w:r>
+              <w:rPr>
+                <w:rFonts w:ascii="Fira Sans Book" w:hAnsi="Fira Sans Book"/>
+              </w:rPr>
+              <w:t>normalizeAngle();</w:t>
+            </w:r>
+          </w:p>
+          <w:p>
+            <w:pPr>
+              <w:pStyle w:val="TableContents"/>
+              <w:widowControl w:val="false"/>
+              <w:suppressLineNumbers/>
+              <w:spacing w:lineRule="auto" w:line="240" w:before="0" w:after="29"/>
+              <w:rPr>
+                <w:rFonts w:ascii="Fira Sans Book" w:hAnsi="Fira Sans Book"/>
+              </w:rPr>
+            </w:pPr>
+            <w:r>
+              <w:rPr>
+                <w:rFonts w:ascii="Fira Sans Book" w:hAnsi="Fira Sans Book"/>
+              </w:rPr>
+              <w:t>}</w:t>
+            </w:r>
+          </w:p>
+          <w:p>
+            <w:pPr>
+              <w:pStyle w:val="TableContents"/>
+              <w:widowControl w:val="false"/>
+              <w:suppressLineNumbers/>
+              <w:spacing w:lineRule="auto" w:line="240" w:before="0" w:after="29"/>
+              <w:rPr>
+                <w:rFonts w:ascii="Fira Sans Book" w:hAnsi="Fira Sans Book"/>
+              </w:rPr>
+            </w:pPr>
+            <w:r>
+              <w:rPr>
+                <w:rFonts w:ascii="Fira Sans Book" w:hAnsi="Fira Sans Book"/>
+              </w:rPr>
+            </w:r>
+          </w:p>
+          <w:p>
+            <w:pPr>
+              <w:pStyle w:val="TableContents"/>
+              <w:widowControl w:val="false"/>
+              <w:suppressLineNumbers/>
+              <w:spacing w:lineRule="auto" w:line="240" w:before="0" w:after="29"/>
+              <w:rPr>
+                <w:rFonts w:ascii="Fira Sans Book" w:hAnsi="Fira Sans Book"/>
+              </w:rPr>
+            </w:pPr>
+            <w:r>
+              <w:rPr>
+                <w:rFonts w:ascii="Fira Sans Book" w:hAnsi="Fira Sans Book"/>
+              </w:rPr>
+              <w:t>double PolarVector::getLength() const {</w:t>
+            </w:r>
+          </w:p>
+          <w:p>
+            <w:pPr>
+              <w:pStyle w:val="TableContents"/>
+              <w:widowControl w:val="false"/>
+              <w:suppressLineNumbers/>
+              <w:spacing w:lineRule="auto" w:line="240" w:before="0" w:after="29"/>
+              <w:rPr>
+                <w:rFonts w:ascii="Fira Sans Book" w:hAnsi="Fira Sans Book"/>
+              </w:rPr>
+            </w:pPr>
+            <w:r>
+              <w:rPr>
+                <w:rFonts w:ascii="Fira Sans Book" w:hAnsi="Fira Sans Book"/>
+              </w:rPr>
+              <w:t xml:space="preserve">    </w:t>
+            </w:r>
+            <w:r>
+              <w:rPr>
+                <w:rFonts w:ascii="Fira Sans Book" w:hAnsi="Fira Sans Book"/>
+              </w:rPr>
+              <w:t>return length;</w:t>
+            </w:r>
+          </w:p>
+          <w:p>
+            <w:pPr>
+              <w:pStyle w:val="TableContents"/>
+              <w:widowControl w:val="false"/>
+              <w:suppressLineNumbers/>
+              <w:spacing w:lineRule="auto" w:line="240" w:before="0" w:after="29"/>
+              <w:rPr>
+                <w:rFonts w:ascii="Fira Sans Book" w:hAnsi="Fira Sans Book"/>
+              </w:rPr>
+            </w:pPr>
+            <w:r>
+              <w:rPr>
+                <w:rFonts w:ascii="Fira Sans Book" w:hAnsi="Fira Sans Book"/>
+              </w:rPr>
+              <w:t>}</w:t>
+            </w:r>
+          </w:p>
+          <w:p>
+            <w:pPr>
+              <w:pStyle w:val="TableContents"/>
+              <w:widowControl w:val="false"/>
+              <w:suppressLineNumbers/>
+              <w:spacing w:lineRule="auto" w:line="240" w:before="0" w:after="29"/>
+              <w:rPr>
+                <w:rFonts w:ascii="Fira Sans Book" w:hAnsi="Fira Sans Book"/>
+              </w:rPr>
+            </w:pPr>
+            <w:r>
+              <w:rPr>
+                <w:rFonts w:ascii="Fira Sans Book" w:hAnsi="Fira Sans Book"/>
+              </w:rPr>
+            </w:r>
+          </w:p>
+          <w:p>
+            <w:pPr>
+              <w:pStyle w:val="TableContents"/>
+              <w:widowControl w:val="false"/>
+              <w:suppressLineNumbers/>
+              <w:spacing w:lineRule="auto" w:line="240" w:before="0" w:after="29"/>
+              <w:rPr>
+                <w:rFonts w:ascii="Fira Sans Book" w:hAnsi="Fira Sans Book"/>
+              </w:rPr>
+            </w:pPr>
+            <w:r>
+              <w:rPr>
+                <w:rFonts w:ascii="Fira Sans Book" w:hAnsi="Fira Sans Book"/>
+              </w:rPr>
+              <w:t>double PolarVector::getAngleDegrees() const {</w:t>
+            </w:r>
+          </w:p>
+          <w:p>
+            <w:pPr>
+              <w:pStyle w:val="TableContents"/>
+              <w:widowControl w:val="false"/>
+              <w:suppressLineNumbers/>
+              <w:spacing w:lineRule="auto" w:line="240" w:before="0" w:after="29"/>
+              <w:rPr>
+                <w:rFonts w:ascii="Fira Sans Book" w:hAnsi="Fira Sans Book"/>
+              </w:rPr>
+            </w:pPr>
+            <w:r>
+              <w:rPr>
+                <w:rFonts w:ascii="Fira Sans Book" w:hAnsi="Fira Sans Book"/>
+              </w:rPr>
+              <w:t xml:space="preserve">    </w:t>
+            </w:r>
+            <w:r>
+              <w:rPr>
+                <w:rFonts w:ascii="Fira Sans Book" w:hAnsi="Fira Sans Book"/>
+              </w:rPr>
+              <w:t>return angle * 180.0 / PI;</w:t>
+            </w:r>
+          </w:p>
+          <w:p>
+            <w:pPr>
+              <w:pStyle w:val="TableContents"/>
+              <w:widowControl w:val="false"/>
+              <w:suppressLineNumbers/>
+              <w:spacing w:lineRule="auto" w:line="240" w:before="0" w:after="29"/>
+              <w:rPr>
+                <w:rFonts w:ascii="Fira Sans Book" w:hAnsi="Fira Sans Book"/>
+              </w:rPr>
+            </w:pPr>
+            <w:r>
+              <w:rPr>
+                <w:rFonts w:ascii="Fira Sans Book" w:hAnsi="Fira Sans Book"/>
+              </w:rPr>
+              <w:t>}</w:t>
+            </w:r>
+          </w:p>
+          <w:p>
+            <w:pPr>
+              <w:pStyle w:val="TableContents"/>
+              <w:widowControl w:val="false"/>
+              <w:suppressLineNumbers/>
+              <w:spacing w:lineRule="auto" w:line="240" w:before="0" w:after="29"/>
+              <w:rPr>
+                <w:rFonts w:ascii="Fira Sans Book" w:hAnsi="Fira Sans Book"/>
+              </w:rPr>
+            </w:pPr>
+            <w:r>
+              <w:rPr>
+                <w:rFonts w:ascii="Fira Sans Book" w:hAnsi="Fira Sans Book"/>
+              </w:rPr>
+            </w:r>
+          </w:p>
+          <w:p>
+            <w:pPr>
+              <w:pStyle w:val="TableContents"/>
+              <w:widowControl w:val="false"/>
+              <w:suppressLineNumbers/>
+              <w:spacing w:lineRule="auto" w:line="240" w:before="0" w:after="29"/>
+              <w:rPr>
+                <w:rFonts w:ascii="Fira Sans Book" w:hAnsi="Fira Sans Book"/>
+              </w:rPr>
+            </w:pPr>
+            <w:r>
+              <w:rPr>
+                <w:rFonts w:ascii="Fira Sans Book" w:hAnsi="Fira Sans Book"/>
+              </w:rPr>
+              <w:t>int main() {</w:t>
+            </w:r>
+          </w:p>
+          <w:p>
+            <w:pPr>
+              <w:pStyle w:val="TableContents"/>
+              <w:widowControl w:val="false"/>
+              <w:suppressLineNumbers/>
+              <w:spacing w:lineRule="auto" w:line="240" w:before="0" w:after="29"/>
+              <w:rPr>
+                <w:rFonts w:ascii="Fira Sans Book" w:hAnsi="Fira Sans Book"/>
+              </w:rPr>
+            </w:pPr>
+            <w:r>
+              <w:rPr>
+                <w:rFonts w:ascii="Fira Sans Book" w:hAnsi="Fira Sans Book"/>
+              </w:rPr>
+              <w:t xml:space="preserve">    </w:t>
+            </w:r>
+            <w:r>
+              <w:rPr>
+                <w:rFonts w:ascii="Fira Sans Book" w:hAnsi="Fira Sans Book"/>
+              </w:rPr>
+              <w:t>PolarVector v1;</w:t>
+            </w:r>
+          </w:p>
+          <w:p>
+            <w:pPr>
+              <w:pStyle w:val="TableContents"/>
+              <w:widowControl w:val="false"/>
+              <w:suppressLineNumbers/>
+              <w:spacing w:lineRule="auto" w:line="240" w:before="0" w:after="29"/>
+              <w:rPr>
+                <w:rFonts w:ascii="Fira Sans Book" w:hAnsi="Fira Sans Book"/>
+              </w:rPr>
+            </w:pPr>
+            <w:r>
+              <w:rPr>
+                <w:rFonts w:ascii="Fira Sans Book" w:hAnsi="Fira Sans Book"/>
+              </w:rPr>
+              <w:t xml:space="preserve">    </w:t>
+            </w:r>
+            <w:r>
+              <w:rPr>
+                <w:rFonts w:ascii="Fira Sans Book" w:hAnsi="Fira Sans Book"/>
+              </w:rPr>
+              <w:t>PolarVector v2(-5.0, 45.0);</w:t>
+            </w:r>
+          </w:p>
+          <w:p>
+            <w:pPr>
+              <w:pStyle w:val="TableContents"/>
+              <w:widowControl w:val="false"/>
+              <w:suppressLineNumbers/>
+              <w:spacing w:lineRule="auto" w:line="240" w:before="0" w:after="29"/>
+              <w:rPr>
+                <w:rFonts w:ascii="Fira Sans Book" w:hAnsi="Fira Sans Book"/>
+              </w:rPr>
+            </w:pPr>
+            <w:r>
+              <w:rPr>
+                <w:rFonts w:ascii="Fira Sans Book" w:hAnsi="Fira Sans Book"/>
+              </w:rPr>
+            </w:r>
+          </w:p>
+          <w:p>
+            <w:pPr>
+              <w:pStyle w:val="TableContents"/>
+              <w:widowControl w:val="false"/>
+              <w:suppressLineNumbers/>
+              <w:spacing w:lineRule="auto" w:line="240" w:before="0" w:after="29"/>
+              <w:rPr>
+                <w:rFonts w:ascii="Fira Sans Book" w:hAnsi="Fira Sans Book"/>
+              </w:rPr>
+            </w:pPr>
+            <w:r>
+              <w:rPr>
+                <w:rFonts w:ascii="Fira Sans Book" w:hAnsi="Fira Sans Book"/>
+              </w:rPr>
+              <w:t xml:space="preserve">    </w:t>
+            </w:r>
+            <w:r>
+              <w:rPr>
+                <w:rFonts w:ascii="Fira Sans Book" w:hAnsi="Fira Sans Book"/>
+              </w:rPr>
+              <w:t>std::cout &lt;&lt; "v1: ";</w:t>
+            </w:r>
+          </w:p>
+          <w:p>
+            <w:pPr>
+              <w:pStyle w:val="TableContents"/>
+              <w:widowControl w:val="false"/>
+              <w:suppressLineNumbers/>
+              <w:spacing w:lineRule="auto" w:line="240" w:before="0" w:after="29"/>
+              <w:rPr>
+                <w:rFonts w:ascii="Fira Sans Book" w:hAnsi="Fira Sans Book"/>
+              </w:rPr>
+            </w:pPr>
+            <w:r>
+              <w:rPr>
+                <w:rFonts w:ascii="Fira Sans Book" w:hAnsi="Fira Sans Book"/>
+              </w:rPr>
+              <w:t xml:space="preserve">    </w:t>
+            </w:r>
+            <w:r>
+              <w:rPr>
+                <w:rFonts w:ascii="Fira Sans Book" w:hAnsi="Fira Sans Book"/>
+              </w:rPr>
+              <w:t>v1.output();</w:t>
+            </w:r>
+          </w:p>
+          <w:p>
+            <w:pPr>
+              <w:pStyle w:val="TableContents"/>
+              <w:widowControl w:val="false"/>
+              <w:suppressLineNumbers/>
+              <w:spacing w:lineRule="auto" w:line="240" w:before="0" w:after="29"/>
+              <w:rPr>
+                <w:rFonts w:ascii="Fira Sans Book" w:hAnsi="Fira Sans Book"/>
+              </w:rPr>
+            </w:pPr>
+            <w:r>
+              <w:rPr>
+                <w:rFonts w:ascii="Fira Sans Book" w:hAnsi="Fira Sans Book"/>
+              </w:rPr>
+              <w:t xml:space="preserve">    </w:t>
+            </w:r>
+            <w:r>
+              <w:rPr>
+                <w:rFonts w:ascii="Fira Sans Book" w:hAnsi="Fira Sans Book"/>
+              </w:rPr>
+              <w:t>std::cout &lt;&lt; "v2: ";</w:t>
+            </w:r>
+          </w:p>
+          <w:p>
+            <w:pPr>
+              <w:pStyle w:val="TableContents"/>
+              <w:widowControl w:val="false"/>
+              <w:suppressLineNumbers/>
+              <w:spacing w:lineRule="auto" w:line="240" w:before="0" w:after="29"/>
+              <w:rPr>
+                <w:rFonts w:ascii="Fira Sans Book" w:hAnsi="Fira Sans Book"/>
+              </w:rPr>
+            </w:pPr>
+            <w:r>
+              <w:rPr>
+                <w:rFonts w:ascii="Fira Sans Book" w:hAnsi="Fira Sans Book"/>
+              </w:rPr>
+              <w:t xml:space="preserve">    </w:t>
+            </w:r>
+            <w:r>
+              <w:rPr>
+                <w:rFonts w:ascii="Fira Sans Book" w:hAnsi="Fira Sans Book"/>
+              </w:rPr>
+              <w:t>v2.output();</w:t>
+            </w:r>
+          </w:p>
+          <w:p>
+            <w:pPr>
+              <w:pStyle w:val="TableContents"/>
+              <w:widowControl w:val="false"/>
+              <w:suppressLineNumbers/>
+              <w:spacing w:lineRule="auto" w:line="240" w:before="0" w:after="29"/>
+              <w:rPr>
+                <w:rFonts w:ascii="Fira Sans Book" w:hAnsi="Fira Sans Book"/>
+              </w:rPr>
+            </w:pPr>
+            <w:r>
+              <w:rPr>
+                <w:rFonts w:ascii="Fira Sans Book" w:hAnsi="Fira Sans Book"/>
+              </w:rPr>
+            </w:r>
+          </w:p>
+          <w:p>
+            <w:pPr>
+              <w:pStyle w:val="TableContents"/>
+              <w:widowControl w:val="false"/>
+              <w:suppressLineNumbers/>
+              <w:spacing w:lineRule="auto" w:line="240" w:before="0" w:after="29"/>
+              <w:rPr>
+                <w:rFonts w:ascii="Fira Sans Book" w:hAnsi="Fira Sans Book"/>
+              </w:rPr>
+            </w:pPr>
+            <w:r>
+              <w:rPr>
+                <w:rFonts w:ascii="Fira Sans Book" w:hAnsi="Fira Sans Book"/>
+              </w:rPr>
+              <w:t xml:space="preserve">    </w:t>
+            </w:r>
+            <w:r>
+              <w:rPr>
+                <w:rFonts w:ascii="Fira Sans Book" w:hAnsi="Fira Sans Book"/>
+              </w:rPr>
+              <w:t>v1.setLength(-3.0);</w:t>
+            </w:r>
+          </w:p>
+          <w:p>
+            <w:pPr>
+              <w:pStyle w:val="TableContents"/>
+              <w:widowControl w:val="false"/>
+              <w:suppressLineNumbers/>
+              <w:spacing w:lineRule="auto" w:line="240" w:before="0" w:after="29"/>
+              <w:rPr>
+                <w:rFonts w:ascii="Fira Sans Book" w:hAnsi="Fira Sans Book"/>
+              </w:rPr>
+            </w:pPr>
+            <w:r>
+              <w:rPr>
+                <w:rFonts w:ascii="Fira Sans Book" w:hAnsi="Fira Sans Book"/>
+              </w:rPr>
+              <w:t xml:space="preserve">    </w:t>
+            </w:r>
+            <w:r>
+              <w:rPr>
+                <w:rFonts w:ascii="Fira Sans Book" w:hAnsi="Fira Sans Book"/>
+              </w:rPr>
+              <w:t>v1.setAngleDegrees(90.0);</w:t>
+            </w:r>
+          </w:p>
+          <w:p>
+            <w:pPr>
+              <w:pStyle w:val="TableContents"/>
+              <w:widowControl w:val="false"/>
+              <w:suppressLineNumbers/>
+              <w:spacing w:lineRule="auto" w:line="240" w:before="0" w:after="29"/>
+              <w:rPr>
+                <w:rFonts w:ascii="Fira Sans Book" w:hAnsi="Fira Sans Book"/>
+              </w:rPr>
+            </w:pPr>
+            <w:r>
+              <w:rPr>
+                <w:rFonts w:ascii="Fira Sans Book" w:hAnsi="Fira Sans Book"/>
+              </w:rPr>
+              <w:t xml:space="preserve">    </w:t>
+            </w:r>
+            <w:r>
+              <w:rPr>
+                <w:rFonts w:ascii="Fira Sans Book" w:hAnsi="Fira Sans Book"/>
+              </w:rPr>
+              <w:t>std::cout &lt;&lt; "После изменений v1: ";</w:t>
+            </w:r>
+          </w:p>
+          <w:p>
+            <w:pPr>
+              <w:pStyle w:val="TableContents"/>
+              <w:widowControl w:val="false"/>
+              <w:suppressLineNumbers/>
+              <w:spacing w:lineRule="auto" w:line="240" w:before="0" w:after="29"/>
+              <w:rPr>
+                <w:rFonts w:ascii="Fira Sans Book" w:hAnsi="Fira Sans Book"/>
+              </w:rPr>
+            </w:pPr>
+            <w:r>
+              <w:rPr>
+                <w:rFonts w:ascii="Fira Sans Book" w:hAnsi="Fira Sans Book"/>
+              </w:rPr>
+              <w:t xml:space="preserve">    </w:t>
+            </w:r>
+            <w:r>
+              <w:rPr>
+                <w:rFonts w:ascii="Fira Sans Book" w:hAnsi="Fira Sans Book"/>
+              </w:rPr>
+              <w:t>v1.output();</w:t>
+            </w:r>
+          </w:p>
+          <w:p>
+            <w:pPr>
+              <w:pStyle w:val="TableContents"/>
+              <w:widowControl w:val="false"/>
+              <w:suppressLineNumbers/>
+              <w:spacing w:lineRule="auto" w:line="240" w:before="0" w:after="29"/>
+              <w:rPr>
+                <w:rFonts w:ascii="Fira Sans Book" w:hAnsi="Fira Sans Book"/>
+              </w:rPr>
+            </w:pPr>
+            <w:r>
+              <w:rPr>
+                <w:rFonts w:ascii="Fira Sans Book" w:hAnsi="Fira Sans Book"/>
+              </w:rPr>
+            </w:r>
+          </w:p>
+          <w:p>
+            <w:pPr>
+              <w:pStyle w:val="TableContents"/>
+              <w:widowControl w:val="false"/>
+              <w:suppressLineNumbers/>
+              <w:spacing w:lineRule="auto" w:line="240" w:before="0" w:after="29"/>
+              <w:rPr>
+                <w:rFonts w:ascii="Fira Sans Book" w:hAnsi="Fira Sans Book"/>
+              </w:rPr>
+            </w:pPr>
+            <w:r>
+              <w:rPr>
+                <w:rFonts w:ascii="Fira Sans Book" w:hAnsi="Fira Sans Book"/>
+              </w:rPr>
+              <w:t xml:space="preserve">    </w:t>
+            </w:r>
+            <w:r>
+              <w:rPr>
+                <w:rFonts w:ascii="Fira Sans Book" w:hAnsi="Fira Sans Book"/>
+              </w:rPr>
+              <w:t>std::cout &lt;&lt; "\nВведите новый вектор (длина угол в градусах): ";</w:t>
+            </w:r>
+          </w:p>
+          <w:p>
+            <w:pPr>
+              <w:pStyle w:val="TableContents"/>
+              <w:widowControl w:val="false"/>
+              <w:suppressLineNumbers/>
+              <w:spacing w:lineRule="auto" w:line="240" w:before="0" w:after="29"/>
+              <w:rPr>
+                <w:rFonts w:ascii="Fira Sans Book" w:hAnsi="Fira Sans Book"/>
+              </w:rPr>
+            </w:pPr>
+            <w:r>
+              <w:rPr>
+                <w:rFonts w:ascii="Fira Sans Book" w:hAnsi="Fira Sans Book"/>
+              </w:rPr>
+              <w:t xml:space="preserve">    </w:t>
+            </w:r>
+            <w:r>
+              <w:rPr>
+                <w:rFonts w:ascii="Fira Sans Book" w:hAnsi="Fira Sans Book"/>
+              </w:rPr>
+              <w:t>v2.read(std::cin);</w:t>
+            </w:r>
+          </w:p>
+          <w:p>
+            <w:pPr>
+              <w:pStyle w:val="TableContents"/>
+              <w:widowControl w:val="false"/>
+              <w:suppressLineNumbers/>
+              <w:spacing w:lineRule="auto" w:line="240" w:before="0" w:after="29"/>
+              <w:rPr>
+                <w:rFonts w:ascii="Fira Sans Book" w:hAnsi="Fira Sans Book"/>
+              </w:rPr>
+            </w:pPr>
+            <w:r>
+              <w:rPr>
+                <w:rFonts w:ascii="Fira Sans Book" w:hAnsi="Fira Sans Book"/>
+              </w:rPr>
+              <w:t xml:space="preserve">    </w:t>
+            </w:r>
+            <w:r>
+              <w:rPr>
+                <w:rFonts w:ascii="Fira Sans Book" w:hAnsi="Fira Sans Book"/>
+              </w:rPr>
+              <w:t>std::cout &lt;&lt; "Введённый вектор: ";</w:t>
+            </w:r>
+          </w:p>
+          <w:p>
+            <w:pPr>
+              <w:pStyle w:val="TableContents"/>
+              <w:widowControl w:val="false"/>
+              <w:suppressLineNumbers/>
+              <w:spacing w:lineRule="auto" w:line="240" w:before="0" w:after="29"/>
+              <w:rPr>
+                <w:rFonts w:ascii="Fira Sans Book" w:hAnsi="Fira Sans Book"/>
+              </w:rPr>
+            </w:pPr>
+            <w:r>
+              <w:rPr>
+                <w:rFonts w:ascii="Fira Sans Book" w:hAnsi="Fira Sans Book"/>
+              </w:rPr>
+              <w:t xml:space="preserve">    </w:t>
+            </w:r>
+            <w:r>
+              <w:rPr>
+                <w:rFonts w:ascii="Fira Sans Book" w:hAnsi="Fira Sans Book"/>
+              </w:rPr>
+              <w:t>v2.write(std::cout);</w:t>
+            </w:r>
+          </w:p>
+          <w:p>
+            <w:pPr>
+              <w:pStyle w:val="TableContents"/>
+              <w:widowControl w:val="false"/>
+              <w:suppressLineNumbers/>
+              <w:spacing w:lineRule="auto" w:line="240" w:before="0" w:after="29"/>
+              <w:rPr>
+                <w:rFonts w:ascii="Fira Sans Book" w:hAnsi="Fira Sans Book"/>
+              </w:rPr>
+            </w:pPr>
+            <w:r>
+              <w:rPr>
+                <w:rFonts w:ascii="Fira Sans Book" w:hAnsi="Fira Sans Book"/>
+              </w:rPr>
+              <w:t xml:space="preserve">    </w:t>
+            </w:r>
+            <w:r>
+              <w:rPr>
+                <w:rFonts w:ascii="Fira Sans Book" w:hAnsi="Fira Sans Book"/>
+              </w:rPr>
+              <w:t>return 0;</w:t>
+            </w:r>
+          </w:p>
+          <w:p>
+            <w:pPr>
+              <w:pStyle w:val="TableContents"/>
+              <w:widowControl w:val="false"/>
+              <w:suppressLineNumbers/>
+              <w:spacing w:lineRule="auto" w:line="240" w:before="0" w:after="29"/>
+              <w:rPr>
+                <w:rFonts w:ascii="Fira Sans Book" w:hAnsi="Fira Sans Book"/>
+              </w:rPr>
+            </w:pPr>
+            <w:r>
+              <w:rPr>
+                <w:rFonts w:ascii="Fira Sans Book" w:hAnsi="Fira Sans Book"/>
+              </w:rPr>
+              <w:t>}</w:t>
             </w:r>
           </w:p>
         </w:tc>
@@ -1174,273 +3839,6 @@
     </w:sectPr>
   </w:body>
 </w:document>
-</file>
-
-<file path=word/numbering.xml><?xml version="1.0" encoding="utf-8"?>
-<w:numbering xmlns:w="http://schemas.openxmlformats.org/wordprocessingml/2006/main" xmlns:o="urn:schemas-microsoft-com:office:office" xmlns:r="http://schemas.openxmlformats.org/officeDocument/2006/relationships" xmlns:v="urn:schemas-microsoft-com:vml" xmlns:mc="http://schemas.openxmlformats.org/markup-compatibility/2006" xmlns:w14="http://schemas.microsoft.com/office/word/2010/wordml" mc:Ignorable="w14">
-  <w:abstractNum w:abstractNumId="1">
-    <w:lvl w:ilvl="0">
-      <w:start w:val="1"/>
-      <w:numFmt w:val="bullet"/>
-      <w:lvlText w:val=""/>
-      <w:lvlJc w:val="start"/>
-      <w:pPr>
-        <w:tabs>
-          <w:tab w:val="num" w:pos="709"/>
-        </w:tabs>
-        <w:ind w:start="709" w:hanging="283"/>
-      </w:pPr>
-      <w:rPr>
-        <w:rFonts w:ascii="Symbol" w:hAnsi="Symbol" w:cs="Symbol" w:hint="default"/>
-      </w:rPr>
-    </w:lvl>
-    <w:lvl w:ilvl="1">
-      <w:start w:val="1"/>
-      <w:numFmt w:val="bullet"/>
-      <w:lvlText w:val=""/>
-      <w:lvlJc w:val="start"/>
-      <w:pPr>
-        <w:tabs>
-          <w:tab w:val="num" w:pos="1418"/>
-        </w:tabs>
-        <w:ind w:start="1418" w:hanging="283"/>
-      </w:pPr>
-      <w:rPr>
-        <w:rFonts w:ascii="Symbol" w:hAnsi="Symbol" w:cs="Symbol" w:hint="default"/>
-      </w:rPr>
-    </w:lvl>
-    <w:lvl w:ilvl="2">
-      <w:start w:val="1"/>
-      <w:numFmt w:val="bullet"/>
-      <w:lvlText w:val=""/>
-      <w:lvlJc w:val="start"/>
-      <w:pPr>
-        <w:tabs>
-          <w:tab w:val="num" w:pos="2127"/>
-        </w:tabs>
-        <w:ind w:start="2127" w:hanging="283"/>
-      </w:pPr>
-      <w:rPr>
-        <w:rFonts w:ascii="Symbol" w:hAnsi="Symbol" w:cs="Symbol" w:hint="default"/>
-      </w:rPr>
-    </w:lvl>
-    <w:lvl w:ilvl="3">
-      <w:start w:val="1"/>
-      <w:numFmt w:val="bullet"/>
-      <w:lvlText w:val=""/>
-      <w:lvlJc w:val="start"/>
-      <w:pPr>
-        <w:tabs>
-          <w:tab w:val="num" w:pos="2836"/>
-        </w:tabs>
-        <w:ind w:start="2836" w:hanging="283"/>
-      </w:pPr>
-      <w:rPr>
-        <w:rFonts w:ascii="Symbol" w:hAnsi="Symbol" w:cs="Symbol" w:hint="default"/>
-      </w:rPr>
-    </w:lvl>
-    <w:lvl w:ilvl="4">
-      <w:start w:val="1"/>
-      <w:numFmt w:val="bullet"/>
-      <w:lvlText w:val=""/>
-      <w:lvlJc w:val="start"/>
-      <w:pPr>
-        <w:tabs>
-          <w:tab w:val="num" w:pos="3545"/>
-        </w:tabs>
-        <w:ind w:start="3545" w:hanging="283"/>
-      </w:pPr>
-      <w:rPr>
-        <w:rFonts w:ascii="Symbol" w:hAnsi="Symbol" w:cs="Symbol" w:hint="default"/>
-      </w:rPr>
-    </w:lvl>
-    <w:lvl w:ilvl="5">
-      <w:start w:val="1"/>
-      <w:numFmt w:val="bullet"/>
-      <w:lvlText w:val=""/>
-      <w:lvlJc w:val="start"/>
-      <w:pPr>
-        <w:tabs>
-          <w:tab w:val="num" w:pos="4254"/>
-        </w:tabs>
-        <w:ind w:start="4254" w:hanging="283"/>
-      </w:pPr>
-      <w:rPr>
-        <w:rFonts w:ascii="Symbol" w:hAnsi="Symbol" w:cs="Symbol" w:hint="default"/>
-      </w:rPr>
-    </w:lvl>
-    <w:lvl w:ilvl="6">
-      <w:start w:val="1"/>
-      <w:numFmt w:val="bullet"/>
-      <w:lvlText w:val=""/>
-      <w:lvlJc w:val="start"/>
-      <w:pPr>
-        <w:tabs>
-          <w:tab w:val="num" w:pos="4963"/>
-        </w:tabs>
-        <w:ind w:start="4963" w:hanging="283"/>
-      </w:pPr>
-      <w:rPr>
-        <w:rFonts w:ascii="Symbol" w:hAnsi="Symbol" w:cs="Symbol" w:hint="default"/>
-      </w:rPr>
-    </w:lvl>
-    <w:lvl w:ilvl="7">
-      <w:start w:val="1"/>
-      <w:numFmt w:val="bullet"/>
-      <w:lvlText w:val=""/>
-      <w:lvlJc w:val="start"/>
-      <w:pPr>
-        <w:tabs>
-          <w:tab w:val="num" w:pos="5672"/>
-        </w:tabs>
-        <w:ind w:start="5672" w:hanging="283"/>
-      </w:pPr>
-      <w:rPr>
-        <w:rFonts w:ascii="Symbol" w:hAnsi="Symbol" w:cs="Symbol" w:hint="default"/>
-      </w:rPr>
-    </w:lvl>
-    <w:lvl w:ilvl="8">
-      <w:start w:val="1"/>
-      <w:numFmt w:val="bullet"/>
-      <w:lvlText w:val=""/>
-      <w:lvlJc w:val="start"/>
-      <w:pPr>
-        <w:tabs>
-          <w:tab w:val="num" w:pos="6381"/>
-        </w:tabs>
-        <w:ind w:start="6381" w:hanging="283"/>
-      </w:pPr>
-      <w:rPr>
-        <w:rFonts w:ascii="Symbol" w:hAnsi="Symbol" w:cs="Symbol" w:hint="default"/>
-      </w:rPr>
-    </w:lvl>
-  </w:abstractNum>
-  <w:abstractNum w:abstractNumId="2">
-    <w:lvl w:ilvl="0">
-      <w:start w:val="1"/>
-      <w:numFmt w:val="none"/>
-      <w:suff w:val="nothing"/>
-      <w:lvlText w:val=""/>
-      <w:lvlJc w:val="start"/>
-      <w:pPr>
-        <w:tabs>
-          <w:tab w:val="num" w:pos="0"/>
-        </w:tabs>
-        <w:ind w:start="0" w:hanging="0"/>
-      </w:pPr>
-    </w:lvl>
-    <w:lvl w:ilvl="1">
-      <w:start w:val="1"/>
-      <w:numFmt w:val="none"/>
-      <w:suff w:val="nothing"/>
-      <w:lvlText w:val=""/>
-      <w:lvlJc w:val="start"/>
-      <w:pPr>
-        <w:tabs>
-          <w:tab w:val="num" w:pos="0"/>
-        </w:tabs>
-        <w:ind w:start="0" w:hanging="0"/>
-      </w:pPr>
-    </w:lvl>
-    <w:lvl w:ilvl="2">
-      <w:start w:val="1"/>
-      <w:numFmt w:val="none"/>
-      <w:suff w:val="nothing"/>
-      <w:lvlText w:val=""/>
-      <w:lvlJc w:val="start"/>
-      <w:pPr>
-        <w:tabs>
-          <w:tab w:val="num" w:pos="0"/>
-        </w:tabs>
-        <w:ind w:start="0" w:hanging="0"/>
-      </w:pPr>
-    </w:lvl>
-    <w:lvl w:ilvl="3">
-      <w:start w:val="1"/>
-      <w:numFmt w:val="none"/>
-      <w:suff w:val="nothing"/>
-      <w:lvlText w:val=""/>
-      <w:lvlJc w:val="start"/>
-      <w:pPr>
-        <w:tabs>
-          <w:tab w:val="num" w:pos="0"/>
-        </w:tabs>
-        <w:ind w:start="0" w:hanging="0"/>
-      </w:pPr>
-    </w:lvl>
-    <w:lvl w:ilvl="4">
-      <w:start w:val="1"/>
-      <w:numFmt w:val="none"/>
-      <w:suff w:val="nothing"/>
-      <w:lvlText w:val=""/>
-      <w:lvlJc w:val="start"/>
-      <w:pPr>
-        <w:tabs>
-          <w:tab w:val="num" w:pos="0"/>
-        </w:tabs>
-        <w:ind w:start="0" w:hanging="0"/>
-      </w:pPr>
-    </w:lvl>
-    <w:lvl w:ilvl="5">
-      <w:start w:val="1"/>
-      <w:numFmt w:val="none"/>
-      <w:suff w:val="nothing"/>
-      <w:lvlText w:val=""/>
-      <w:lvlJc w:val="start"/>
-      <w:pPr>
-        <w:tabs>
-          <w:tab w:val="num" w:pos="0"/>
-        </w:tabs>
-        <w:ind w:start="0" w:hanging="0"/>
-      </w:pPr>
-    </w:lvl>
-    <w:lvl w:ilvl="6">
-      <w:start w:val="1"/>
-      <w:numFmt w:val="none"/>
-      <w:suff w:val="nothing"/>
-      <w:lvlText w:val=""/>
-      <w:lvlJc w:val="start"/>
-      <w:pPr>
-        <w:tabs>
-          <w:tab w:val="num" w:pos="0"/>
-        </w:tabs>
-        <w:ind w:start="0" w:hanging="0"/>
-      </w:pPr>
-    </w:lvl>
-    <w:lvl w:ilvl="7">
-      <w:start w:val="1"/>
-      <w:numFmt w:val="none"/>
-      <w:suff w:val="nothing"/>
-      <w:lvlText w:val=""/>
-      <w:lvlJc w:val="start"/>
-      <w:pPr>
-        <w:tabs>
-          <w:tab w:val="num" w:pos="0"/>
-        </w:tabs>
-        <w:ind w:start="0" w:hanging="0"/>
-      </w:pPr>
-    </w:lvl>
-    <w:lvl w:ilvl="8">
-      <w:start w:val="1"/>
-      <w:numFmt w:val="none"/>
-      <w:suff w:val="nothing"/>
-      <w:lvlText w:val=""/>
-      <w:lvlJc w:val="start"/>
-      <w:pPr>
-        <w:tabs>
-          <w:tab w:val="num" w:pos="0"/>
-        </w:tabs>
-        <w:ind w:start="0" w:hanging="0"/>
-      </w:pPr>
-    </w:lvl>
-  </w:abstractNum>
-  <w:num w:numId="1">
-    <w:abstractNumId w:val="1"/>
-  </w:num>
-  <w:num w:numId="2">
-    <w:abstractNumId w:val="2"/>
-  </w:num>
-</w:numbering>
 </file>
 
 <file path=word/styles.xml><?xml version="1.0" encoding="utf-8"?>
@@ -1923,8 +4321,8 @@
       <w:rFonts w:ascii="Liberation Mono" w:hAnsi="Liberation Mono" w:eastAsia="Liberation Mono" w:cs="Liberation Mono"/>
     </w:rPr>
   </w:style>
-  <w:style w:type="character" w:styleId="Bulletsuser">
-    <w:name w:val="Bullets (user)"/>
+  <w:style w:type="character" w:styleId="Bullets">
+    <w:name w:val="Bullets"/>
     <w:qFormat/>
     <w:rPr>
       <w:rFonts w:ascii="OpenSymbol" w:hAnsi="OpenSymbol" w:eastAsia="OpenSymbol" w:cs="OpenSymbol"/>
